--- a/flow/20230914_vu_template/drafts/2024-08-u/25-НД-9_ПП-Вартоломея-г8.docx
+++ b/flow/20230914_vu_template/drafts/2024-08-u/25-НД-9_ПП-Вартоломея-г8.docx
@@ -472,190 +472,922 @@
     </w:p>
     <w:p>
       <w:pPr>
-        <w:spacing w:after="120"/>
-        <w:jc w:val="both"/>
-        <w:rPr>
-          <w:rFonts w:ascii="Times New Roman" w:hAnsi="Times New Roman" w:cs="Times New Roman"/>
-          <w:sz w:val="24"/>
-          <w:szCs w:val="24"/>
-        </w:rPr>
-      </w:pPr>
-      <w:r>
-        <w:rPr>
-          <w:rFonts w:ascii="Times New Roman" w:hAnsi="Times New Roman" w:cs="Times New Roman"/>
-          <w:sz w:val="24"/>
-          <w:szCs w:val="24"/>
-        </w:rPr>
-        <w:t xml:space="preserve">Святий Боже, святий Кріпкий, святий Безсмертний, помилуй нас </w:t>
-      </w:r>
-      <w:r>
-        <w:rPr>
-          <w:rFonts w:ascii="Times New Roman" w:hAnsi="Times New Roman" w:cs="Times New Roman"/>
-          <w:i/>
-          <w:color w:val="FF0000"/>
-          <w:sz w:val="24"/>
-          <w:szCs w:val="24"/>
-        </w:rPr>
-        <w:t>(3 р.)</w:t>
-      </w:r>
-      <w:r>
-        <w:rPr>
-          <w:rFonts w:ascii="Times New Roman" w:hAnsi="Times New Roman" w:cs="Times New Roman"/>
-          <w:i/>
-          <w:sz w:val="24"/>
-          <w:szCs w:val="24"/>
+        <w:pStyle w:val="a"/>
+        <w:spacing w:after="120"/>
+      </w:pPr>
+      <w:r>
+        <w:rPr>
+          <w:rFonts w:ascii="Times New Roman" w:hAnsi="Times New Roman"/>
+          <w:sz w:val="24"/>
+        </w:rPr>
+        <w:t>Святи́й</w:t>
+      </w:r>
+      <w:r>
+        <w:rPr>
+          <w:rFonts w:ascii="Times New Roman" w:hAnsi="Times New Roman"/>
+          <w:sz w:val="24"/>
+        </w:rPr>
+        <w:t xml:space="preserve"> </w:t>
+      </w:r>
+      <w:r>
+        <w:rPr>
+          <w:rFonts w:ascii="Times New Roman" w:hAnsi="Times New Roman"/>
+          <w:sz w:val="24"/>
+        </w:rPr>
+        <w:t>Бо́же</w:t>
+      </w:r>
+      <w:r>
+        <w:rPr>
+          <w:rFonts w:ascii="Times New Roman" w:hAnsi="Times New Roman"/>
+          <w:sz w:val="24"/>
+        </w:rPr>
+        <w:t xml:space="preserve">, </w:t>
+      </w:r>
+      <w:r>
+        <w:rPr>
+          <w:rFonts w:ascii="Times New Roman" w:hAnsi="Times New Roman"/>
+          <w:sz w:val="24"/>
+        </w:rPr>
+        <w:t>святи́й</w:t>
+      </w:r>
+      <w:r>
+        <w:rPr>
+          <w:rFonts w:ascii="Times New Roman" w:hAnsi="Times New Roman"/>
+          <w:sz w:val="24"/>
+        </w:rPr>
+        <w:t xml:space="preserve"> </w:t>
+      </w:r>
+      <w:r>
+        <w:rPr>
+          <w:rFonts w:ascii="Times New Roman" w:hAnsi="Times New Roman"/>
+          <w:sz w:val="24"/>
+        </w:rPr>
+        <w:t>Крі́пкий</w:t>
+      </w:r>
+      <w:r>
+        <w:rPr>
+          <w:rFonts w:ascii="Times New Roman" w:hAnsi="Times New Roman"/>
+          <w:sz w:val="24"/>
+        </w:rPr>
+        <w:t xml:space="preserve">, </w:t>
+      </w:r>
+      <w:r>
+        <w:rPr>
+          <w:rFonts w:ascii="Times New Roman" w:hAnsi="Times New Roman"/>
+          <w:sz w:val="24"/>
+        </w:rPr>
+        <w:t>святи́й</w:t>
+      </w:r>
+      <w:r>
+        <w:rPr>
+          <w:rFonts w:ascii="Times New Roman" w:hAnsi="Times New Roman"/>
+          <w:sz w:val="24"/>
+        </w:rPr>
+        <w:t xml:space="preserve"> </w:t>
+      </w:r>
+      <w:r>
+        <w:rPr>
+          <w:rFonts w:ascii="Times New Roman" w:hAnsi="Times New Roman"/>
+          <w:sz w:val="24"/>
+        </w:rPr>
+        <w:t>Безсме́ртний</w:t>
+      </w:r>
+      <w:r>
+        <w:rPr>
+          <w:rFonts w:ascii="Times New Roman" w:hAnsi="Times New Roman"/>
+          <w:sz w:val="24"/>
+        </w:rPr>
+        <w:t xml:space="preserve">, </w:t>
+      </w:r>
+      <w:r>
+        <w:rPr>
+          <w:rFonts w:ascii="Times New Roman" w:hAnsi="Times New Roman"/>
+          <w:sz w:val="24"/>
+        </w:rPr>
+        <w:t>поми́луй</w:t>
+      </w:r>
+      <w:r>
+        <w:rPr>
+          <w:rFonts w:ascii="Times New Roman" w:hAnsi="Times New Roman"/>
+          <w:sz w:val="24"/>
+        </w:rPr>
+        <w:t xml:space="preserve"> нас. </w:t>
+      </w:r>
+      <w:r>
+        <w:rPr>
+          <w:rFonts w:ascii="Times New Roman" w:hAnsi="Times New Roman"/>
+          <w:i/>
+          <w:color w:val="FF0000"/>
+          <w:sz w:val="24"/>
+        </w:rPr>
+        <w:t>(3 р.)</w:t>
+      </w:r>
+    </w:p>
+    <w:p>
+      <w:pPr>
+        <w:pStyle w:val="a"/>
+        <w:spacing w:after="120"/>
+      </w:pPr>
+      <w:r>
+        <w:rPr>
+          <w:rFonts w:ascii="Times New Roman" w:hAnsi="Times New Roman"/>
+          <w:sz w:val="24"/>
+        </w:rPr>
+        <w:t>Сла́ва</w:t>
+      </w:r>
+      <w:r>
+        <w:rPr>
+          <w:rFonts w:ascii="Times New Roman" w:hAnsi="Times New Roman"/>
+          <w:sz w:val="24"/>
+        </w:rPr>
+        <w:t xml:space="preserve"> Отцю́, і </w:t>
+      </w:r>
+      <w:r>
+        <w:rPr>
+          <w:rFonts w:ascii="Times New Roman" w:hAnsi="Times New Roman"/>
+          <w:sz w:val="24"/>
+        </w:rPr>
+        <w:t>Си́ну</w:t>
+      </w:r>
+      <w:r>
+        <w:rPr>
+          <w:rFonts w:ascii="Times New Roman" w:hAnsi="Times New Roman"/>
+          <w:sz w:val="24"/>
+        </w:rPr>
+        <w:t xml:space="preserve">, і </w:t>
+      </w:r>
+      <w:r>
+        <w:rPr>
+          <w:rFonts w:ascii="Times New Roman" w:hAnsi="Times New Roman"/>
+          <w:sz w:val="24"/>
+        </w:rPr>
+        <w:t>Свято́му</w:t>
+      </w:r>
+      <w:r>
+        <w:rPr>
+          <w:rFonts w:ascii="Times New Roman" w:hAnsi="Times New Roman"/>
+          <w:sz w:val="24"/>
+        </w:rPr>
+        <w:t xml:space="preserve"> </w:t>
+      </w:r>
+      <w:r>
+        <w:rPr>
+          <w:rFonts w:ascii="Times New Roman" w:hAnsi="Times New Roman"/>
+          <w:sz w:val="24"/>
+        </w:rPr>
+        <w:t>Ду́хові</w:t>
+      </w:r>
+      <w:r>
+        <w:rPr>
+          <w:rFonts w:ascii="Times New Roman" w:hAnsi="Times New Roman"/>
+          <w:sz w:val="24"/>
+        </w:rPr>
+        <w:t xml:space="preserve">,* і </w:t>
+      </w:r>
+      <w:r>
+        <w:rPr>
+          <w:rFonts w:ascii="Times New Roman" w:hAnsi="Times New Roman"/>
+          <w:sz w:val="24"/>
+        </w:rPr>
+        <w:t>ни́ні</w:t>
+      </w:r>
+      <w:r>
+        <w:rPr>
+          <w:rFonts w:ascii="Times New Roman" w:hAnsi="Times New Roman"/>
+          <w:sz w:val="24"/>
+        </w:rPr>
+        <w:t xml:space="preserve">, і </w:t>
+      </w:r>
+      <w:r>
+        <w:rPr>
+          <w:rFonts w:ascii="Times New Roman" w:hAnsi="Times New Roman"/>
+          <w:sz w:val="24"/>
+        </w:rPr>
+        <w:t>повсякча́с</w:t>
+      </w:r>
+      <w:r>
+        <w:rPr>
+          <w:rFonts w:ascii="Times New Roman" w:hAnsi="Times New Roman"/>
+          <w:sz w:val="24"/>
+        </w:rPr>
+        <w:t xml:space="preserve">, і на </w:t>
+      </w:r>
+      <w:r>
+        <w:rPr>
+          <w:rFonts w:ascii="Times New Roman" w:hAnsi="Times New Roman"/>
+          <w:sz w:val="24"/>
+        </w:rPr>
+        <w:t>ві́ки</w:t>
+      </w:r>
+      <w:r>
+        <w:rPr>
+          <w:rFonts w:ascii="Times New Roman" w:hAnsi="Times New Roman"/>
+          <w:sz w:val="24"/>
+        </w:rPr>
+        <w:t xml:space="preserve"> </w:t>
+      </w:r>
+      <w:r>
+        <w:rPr>
+          <w:rFonts w:ascii="Times New Roman" w:hAnsi="Times New Roman"/>
+          <w:sz w:val="24"/>
+        </w:rPr>
+        <w:t>вікі́в</w:t>
+      </w:r>
+      <w:r>
+        <w:rPr>
+          <w:rFonts w:ascii="Times New Roman" w:hAnsi="Times New Roman"/>
+          <w:sz w:val="24"/>
+        </w:rPr>
+        <w:t xml:space="preserve">. </w:t>
+      </w:r>
+      <w:r>
+        <w:rPr>
+          <w:rFonts w:ascii="Times New Roman" w:hAnsi="Times New Roman"/>
+          <w:sz w:val="24"/>
+        </w:rPr>
+        <w:t>Амі́нь</w:t>
+      </w:r>
+      <w:r>
+        <w:rPr>
+          <w:rFonts w:ascii="Times New Roman" w:hAnsi="Times New Roman"/>
+          <w:sz w:val="24"/>
         </w:rPr>
         <w:t>.</w:t>
       </w:r>
     </w:p>
     <w:p>
       <w:pPr>
-        <w:spacing w:after="120"/>
-        <w:jc w:val="both"/>
-        <w:rPr>
-          <w:rFonts w:ascii="Times New Roman" w:hAnsi="Times New Roman" w:cs="Times New Roman"/>
-          <w:sz w:val="24"/>
-          <w:szCs w:val="24"/>
-        </w:rPr>
-      </w:pPr>
-      <w:r>
-        <w:rPr>
-          <w:rFonts w:ascii="Times New Roman" w:hAnsi="Times New Roman" w:cs="Times New Roman"/>
-          <w:sz w:val="24"/>
-          <w:szCs w:val="24"/>
-        </w:rPr>
-        <w:t>Слава Отцю, і Сину, і Святому Духові,* і нині і повсякчас, і на віки віків. Амінь.</w:t>
-      </w:r>
-    </w:p>
-    <w:p>
-      <w:pPr>
-        <w:spacing w:after="120"/>
-        <w:jc w:val="both"/>
-        <w:rPr>
-          <w:rFonts w:ascii="Times New Roman" w:hAnsi="Times New Roman" w:cs="Times New Roman"/>
-          <w:sz w:val="24"/>
-          <w:szCs w:val="24"/>
-        </w:rPr>
-      </w:pPr>
-      <w:r>
-        <w:rPr>
-          <w:rFonts w:ascii="Times New Roman" w:hAnsi="Times New Roman" w:cs="Times New Roman"/>
-          <w:sz w:val="24"/>
-          <w:szCs w:val="24"/>
-        </w:rPr>
-        <w:t xml:space="preserve">Пресвята Тройце, помилуй нас;* Господи, очисти гріхи наші;* Владико, прости беззаконня наші;* Святий, завітай і зціли </w:t>
-      </w:r>
-      <w:proofErr w:type="spellStart"/>
-      <w:r>
-        <w:rPr>
-          <w:rFonts w:ascii="Times New Roman" w:hAnsi="Times New Roman" w:cs="Times New Roman"/>
-          <w:sz w:val="24"/>
-          <w:szCs w:val="24"/>
-        </w:rPr>
-        <w:t>немочі</w:t>
-      </w:r>
-      <w:proofErr w:type="spellEnd"/>
-      <w:r>
-        <w:rPr>
-          <w:rFonts w:ascii="Times New Roman" w:hAnsi="Times New Roman" w:cs="Times New Roman"/>
-          <w:sz w:val="24"/>
-          <w:szCs w:val="24"/>
-        </w:rPr>
-        <w:t xml:space="preserve"> наші </w:t>
-      </w:r>
-      <w:proofErr w:type="spellStart"/>
-      <w:r>
-        <w:rPr>
-          <w:rFonts w:ascii="Times New Roman" w:hAnsi="Times New Roman" w:cs="Times New Roman"/>
-          <w:sz w:val="24"/>
-          <w:szCs w:val="24"/>
-        </w:rPr>
-        <w:t>імени</w:t>
-      </w:r>
-      <w:proofErr w:type="spellEnd"/>
-      <w:r>
-        <w:rPr>
-          <w:rFonts w:ascii="Times New Roman" w:hAnsi="Times New Roman" w:cs="Times New Roman"/>
-          <w:sz w:val="24"/>
-          <w:szCs w:val="24"/>
-        </w:rPr>
-        <w:t xml:space="preserve"> твого ради.</w:t>
-      </w:r>
-    </w:p>
-    <w:p>
-      <w:pPr>
-        <w:spacing w:after="120"/>
-        <w:jc w:val="both"/>
-        <w:rPr>
-          <w:rFonts w:ascii="Times New Roman" w:hAnsi="Times New Roman" w:cs="Times New Roman"/>
-          <w:sz w:val="24"/>
-          <w:szCs w:val="24"/>
-        </w:rPr>
-      </w:pPr>
-      <w:r>
-        <w:rPr>
-          <w:rFonts w:ascii="Times New Roman" w:hAnsi="Times New Roman" w:cs="Times New Roman"/>
-          <w:sz w:val="24"/>
-          <w:szCs w:val="24"/>
-        </w:rPr>
-        <w:t xml:space="preserve">Господи, помилуй </w:t>
-      </w:r>
-      <w:r>
-        <w:rPr>
-          <w:rFonts w:ascii="Times New Roman" w:hAnsi="Times New Roman" w:cs="Times New Roman"/>
-          <w:i/>
-          <w:color w:val="FF0000"/>
-          <w:sz w:val="24"/>
-          <w:szCs w:val="24"/>
-        </w:rPr>
-        <w:t>(3 р.)</w:t>
-      </w:r>
-      <w:r>
-        <w:rPr>
-          <w:rFonts w:ascii="Times New Roman" w:hAnsi="Times New Roman" w:cs="Times New Roman"/>
-          <w:i/>
-          <w:sz w:val="24"/>
-          <w:szCs w:val="24"/>
+        <w:pStyle w:val="a"/>
+        <w:spacing w:after="120"/>
+      </w:pPr>
+      <w:r>
+        <w:rPr>
+          <w:rFonts w:ascii="Times New Roman" w:hAnsi="Times New Roman"/>
+          <w:sz w:val="24"/>
+        </w:rPr>
+        <w:t xml:space="preserve">Пресвята́ </w:t>
+      </w:r>
+      <w:r>
+        <w:rPr>
+          <w:rFonts w:ascii="Times New Roman" w:hAnsi="Times New Roman"/>
+          <w:sz w:val="24"/>
+        </w:rPr>
+        <w:t>Тро́йце</w:t>
+      </w:r>
+      <w:r>
+        <w:rPr>
+          <w:rFonts w:ascii="Times New Roman" w:hAnsi="Times New Roman"/>
+          <w:sz w:val="24"/>
+        </w:rPr>
+        <w:t xml:space="preserve">, </w:t>
+      </w:r>
+      <w:r>
+        <w:rPr>
+          <w:rFonts w:ascii="Times New Roman" w:hAnsi="Times New Roman"/>
+          <w:sz w:val="24"/>
+        </w:rPr>
+        <w:t>поми́луй</w:t>
+      </w:r>
+      <w:r>
+        <w:rPr>
+          <w:rFonts w:ascii="Times New Roman" w:hAnsi="Times New Roman"/>
+          <w:sz w:val="24"/>
+        </w:rPr>
+        <w:t xml:space="preserve"> нас; </w:t>
+      </w:r>
+      <w:r>
+        <w:rPr>
+          <w:rFonts w:ascii="Times New Roman" w:hAnsi="Times New Roman"/>
+          <w:sz w:val="24"/>
+        </w:rPr>
+        <w:t>Го́споди</w:t>
+      </w:r>
+      <w:r>
+        <w:rPr>
+          <w:rFonts w:ascii="Times New Roman" w:hAnsi="Times New Roman"/>
+          <w:sz w:val="24"/>
+        </w:rPr>
+        <w:t xml:space="preserve">, </w:t>
+      </w:r>
+      <w:r>
+        <w:rPr>
+          <w:rFonts w:ascii="Times New Roman" w:hAnsi="Times New Roman"/>
+          <w:sz w:val="24"/>
+        </w:rPr>
+        <w:t>очи́сти</w:t>
+      </w:r>
+      <w:r>
+        <w:rPr>
+          <w:rFonts w:ascii="Times New Roman" w:hAnsi="Times New Roman"/>
+          <w:sz w:val="24"/>
+        </w:rPr>
+        <w:t xml:space="preserve"> гріхи́ </w:t>
+      </w:r>
+      <w:r>
+        <w:rPr>
+          <w:rFonts w:ascii="Times New Roman" w:hAnsi="Times New Roman"/>
+          <w:sz w:val="24"/>
+        </w:rPr>
+        <w:t>на́ші</w:t>
+      </w:r>
+      <w:r>
+        <w:rPr>
+          <w:rFonts w:ascii="Times New Roman" w:hAnsi="Times New Roman"/>
+          <w:sz w:val="24"/>
+        </w:rPr>
+        <w:t xml:space="preserve">; </w:t>
+      </w:r>
+      <w:r>
+        <w:rPr>
+          <w:rFonts w:ascii="Times New Roman" w:hAnsi="Times New Roman"/>
+          <w:sz w:val="24"/>
+        </w:rPr>
+        <w:t>Влади́ко</w:t>
+      </w:r>
+      <w:r>
+        <w:rPr>
+          <w:rFonts w:ascii="Times New Roman" w:hAnsi="Times New Roman"/>
+          <w:sz w:val="24"/>
+        </w:rPr>
+        <w:t xml:space="preserve">, прости́ </w:t>
+      </w:r>
+      <w:r>
+        <w:rPr>
+          <w:rFonts w:ascii="Times New Roman" w:hAnsi="Times New Roman"/>
+          <w:sz w:val="24"/>
+        </w:rPr>
+        <w:t>беззако́ння</w:t>
+      </w:r>
+      <w:r>
+        <w:rPr>
+          <w:rFonts w:ascii="Times New Roman" w:hAnsi="Times New Roman"/>
+          <w:sz w:val="24"/>
+        </w:rPr>
+        <w:t xml:space="preserve"> </w:t>
+      </w:r>
+      <w:r>
+        <w:rPr>
+          <w:rFonts w:ascii="Times New Roman" w:hAnsi="Times New Roman"/>
+          <w:sz w:val="24"/>
+        </w:rPr>
+        <w:t>на́ші</w:t>
+      </w:r>
+      <w:r>
+        <w:rPr>
+          <w:rFonts w:ascii="Times New Roman" w:hAnsi="Times New Roman"/>
+          <w:sz w:val="24"/>
+        </w:rPr>
+        <w:t xml:space="preserve">; </w:t>
+      </w:r>
+      <w:r>
+        <w:rPr>
+          <w:rFonts w:ascii="Times New Roman" w:hAnsi="Times New Roman"/>
+          <w:sz w:val="24"/>
+        </w:rPr>
+        <w:t>Святи́й</w:t>
+      </w:r>
+      <w:r>
+        <w:rPr>
+          <w:rFonts w:ascii="Times New Roman" w:hAnsi="Times New Roman"/>
+          <w:sz w:val="24"/>
+        </w:rPr>
+        <w:t xml:space="preserve">, </w:t>
+      </w:r>
+      <w:r>
+        <w:rPr>
+          <w:rFonts w:ascii="Times New Roman" w:hAnsi="Times New Roman"/>
+          <w:sz w:val="24"/>
+        </w:rPr>
+        <w:t>завіта́й</w:t>
+      </w:r>
+      <w:r>
+        <w:rPr>
+          <w:rFonts w:ascii="Times New Roman" w:hAnsi="Times New Roman"/>
+          <w:sz w:val="24"/>
+        </w:rPr>
+        <w:t xml:space="preserve"> і зціли́ </w:t>
+      </w:r>
+      <w:r>
+        <w:rPr>
+          <w:rFonts w:ascii="Times New Roman" w:hAnsi="Times New Roman"/>
+          <w:sz w:val="24"/>
+        </w:rPr>
+        <w:t>не́мочі</w:t>
+      </w:r>
+      <w:r>
+        <w:rPr>
+          <w:rFonts w:ascii="Times New Roman" w:hAnsi="Times New Roman"/>
+          <w:sz w:val="24"/>
+        </w:rPr>
+        <w:t xml:space="preserve"> </w:t>
+      </w:r>
+      <w:r>
+        <w:rPr>
+          <w:rFonts w:ascii="Times New Roman" w:hAnsi="Times New Roman"/>
+          <w:sz w:val="24"/>
+        </w:rPr>
+        <w:t>на́ші</w:t>
+      </w:r>
+      <w:r>
+        <w:rPr>
+          <w:rFonts w:ascii="Times New Roman" w:hAnsi="Times New Roman"/>
+          <w:sz w:val="24"/>
+        </w:rPr>
+        <w:t xml:space="preserve">, </w:t>
+      </w:r>
+      <w:r>
+        <w:rPr>
+          <w:rFonts w:ascii="Times New Roman" w:hAnsi="Times New Roman"/>
+          <w:sz w:val="24"/>
+        </w:rPr>
+        <w:t>І́мени</w:t>
+      </w:r>
+      <w:r>
+        <w:rPr>
+          <w:rFonts w:ascii="Times New Roman" w:hAnsi="Times New Roman"/>
+          <w:sz w:val="24"/>
+        </w:rPr>
+        <w:t xml:space="preserve"> Твого́ </w:t>
+      </w:r>
+      <w:r>
+        <w:rPr>
+          <w:rFonts w:ascii="Times New Roman" w:hAnsi="Times New Roman"/>
+          <w:sz w:val="24"/>
+        </w:rPr>
+        <w:t>ра́ди</w:t>
+      </w:r>
+      <w:r>
+        <w:rPr>
+          <w:rFonts w:ascii="Times New Roman" w:hAnsi="Times New Roman"/>
+          <w:sz w:val="24"/>
         </w:rPr>
         <w:t>.</w:t>
       </w:r>
     </w:p>
     <w:p>
       <w:pPr>
-        <w:spacing w:after="120"/>
-        <w:jc w:val="both"/>
-        <w:rPr>
-          <w:rFonts w:ascii="Times New Roman" w:hAnsi="Times New Roman" w:cs="Times New Roman"/>
-          <w:sz w:val="24"/>
-          <w:szCs w:val="24"/>
-        </w:rPr>
-      </w:pPr>
-      <w:r>
-        <w:rPr>
-          <w:rFonts w:ascii="Times New Roman" w:hAnsi="Times New Roman" w:cs="Times New Roman"/>
-          <w:sz w:val="24"/>
-          <w:szCs w:val="24"/>
-        </w:rPr>
-        <w:t>Слава Отцю, і Сину, і Святому Духові.* І нині і повсякчас, і на віки віків. Амінь.</w:t>
-      </w:r>
-    </w:p>
-    <w:p>
-      <w:pPr>
-        <w:spacing w:after="120"/>
-        <w:jc w:val="both"/>
-        <w:rPr>
-          <w:rFonts w:ascii="Times New Roman" w:hAnsi="Times New Roman" w:cs="Times New Roman"/>
-          <w:sz w:val="24"/>
-          <w:szCs w:val="24"/>
-        </w:rPr>
-      </w:pPr>
-      <w:r>
-        <w:rPr>
-          <w:rFonts w:ascii="Times New Roman" w:hAnsi="Times New Roman" w:cs="Times New Roman"/>
-          <w:sz w:val="24"/>
-          <w:szCs w:val="24"/>
-        </w:rPr>
-        <w:t>Отче наш, що єси на небесах,* нехай святиться ім’я твоє,* нехай прийде царство твоє,* нехай буде воля твоя, як на небі, так і на землі.* Хліб наш насущний дай нам сьогодні,* і прости нам провини наші,* як і ми прощаємо винуватцям нашим,* і не введи нас у спокусу,* але визволи нас від лукавого.</w:t>
+        <w:pStyle w:val="a"/>
+        <w:spacing w:after="120"/>
+      </w:pPr>
+      <w:r>
+        <w:rPr>
+          <w:rFonts w:ascii="Times New Roman" w:hAnsi="Times New Roman"/>
+          <w:sz w:val="24"/>
+        </w:rPr>
+        <w:t>Го́споди</w:t>
+      </w:r>
+      <w:r>
+        <w:rPr>
+          <w:rFonts w:ascii="Times New Roman" w:hAnsi="Times New Roman"/>
+          <w:sz w:val="24"/>
+        </w:rPr>
+        <w:t xml:space="preserve">, </w:t>
+      </w:r>
+      <w:r>
+        <w:rPr>
+          <w:rFonts w:ascii="Times New Roman" w:hAnsi="Times New Roman"/>
+          <w:sz w:val="24"/>
+        </w:rPr>
+        <w:t>поми́луй</w:t>
+      </w:r>
+      <w:r>
+        <w:rPr>
+          <w:rFonts w:ascii="Times New Roman" w:hAnsi="Times New Roman"/>
+          <w:sz w:val="24"/>
+        </w:rPr>
+        <w:t>. (3)</w:t>
+      </w:r>
+    </w:p>
+    <w:p>
+      <w:pPr>
+        <w:pStyle w:val="a"/>
+        <w:spacing w:after="120"/>
+      </w:pPr>
+      <w:r>
+        <w:rPr>
+          <w:rFonts w:ascii="Times New Roman" w:hAnsi="Times New Roman"/>
+          <w:sz w:val="24"/>
+        </w:rPr>
+        <w:t>Сла́ва</w:t>
+      </w:r>
+      <w:r>
+        <w:rPr>
+          <w:rFonts w:ascii="Times New Roman" w:hAnsi="Times New Roman"/>
+          <w:sz w:val="24"/>
+        </w:rPr>
+        <w:t xml:space="preserve"> Отцю́, і </w:t>
+      </w:r>
+      <w:r>
+        <w:rPr>
+          <w:rFonts w:ascii="Times New Roman" w:hAnsi="Times New Roman"/>
+          <w:sz w:val="24"/>
+        </w:rPr>
+        <w:t>Си́ну</w:t>
+      </w:r>
+      <w:r>
+        <w:rPr>
+          <w:rFonts w:ascii="Times New Roman" w:hAnsi="Times New Roman"/>
+          <w:sz w:val="24"/>
+        </w:rPr>
+        <w:t xml:space="preserve">, і </w:t>
+      </w:r>
+      <w:r>
+        <w:rPr>
+          <w:rFonts w:ascii="Times New Roman" w:hAnsi="Times New Roman"/>
+          <w:sz w:val="24"/>
+        </w:rPr>
+        <w:t>Свято́му</w:t>
+      </w:r>
+      <w:r>
+        <w:rPr>
+          <w:rFonts w:ascii="Times New Roman" w:hAnsi="Times New Roman"/>
+          <w:sz w:val="24"/>
+        </w:rPr>
+        <w:t xml:space="preserve"> </w:t>
+      </w:r>
+      <w:r>
+        <w:rPr>
+          <w:rFonts w:ascii="Times New Roman" w:hAnsi="Times New Roman"/>
+          <w:sz w:val="24"/>
+        </w:rPr>
+        <w:t>Ду́хові</w:t>
+      </w:r>
+      <w:r>
+        <w:rPr>
+          <w:rFonts w:ascii="Times New Roman" w:hAnsi="Times New Roman"/>
+          <w:sz w:val="24"/>
+        </w:rPr>
+        <w:t xml:space="preserve">,* і </w:t>
+      </w:r>
+      <w:r>
+        <w:rPr>
+          <w:rFonts w:ascii="Times New Roman" w:hAnsi="Times New Roman"/>
+          <w:sz w:val="24"/>
+        </w:rPr>
+        <w:t>ни́ні</w:t>
+      </w:r>
+      <w:r>
+        <w:rPr>
+          <w:rFonts w:ascii="Times New Roman" w:hAnsi="Times New Roman"/>
+          <w:sz w:val="24"/>
+        </w:rPr>
+        <w:t xml:space="preserve">, і </w:t>
+      </w:r>
+      <w:r>
+        <w:rPr>
+          <w:rFonts w:ascii="Times New Roman" w:hAnsi="Times New Roman"/>
+          <w:sz w:val="24"/>
+        </w:rPr>
+        <w:t>повсякча́с</w:t>
+      </w:r>
+      <w:r>
+        <w:rPr>
+          <w:rFonts w:ascii="Times New Roman" w:hAnsi="Times New Roman"/>
+          <w:sz w:val="24"/>
+        </w:rPr>
+        <w:t xml:space="preserve">, і на </w:t>
+      </w:r>
+      <w:r>
+        <w:rPr>
+          <w:rFonts w:ascii="Times New Roman" w:hAnsi="Times New Roman"/>
+          <w:sz w:val="24"/>
+        </w:rPr>
+        <w:t>ві́ки</w:t>
+      </w:r>
+      <w:r>
+        <w:rPr>
+          <w:rFonts w:ascii="Times New Roman" w:hAnsi="Times New Roman"/>
+          <w:sz w:val="24"/>
+        </w:rPr>
+        <w:t xml:space="preserve"> </w:t>
+      </w:r>
+      <w:r>
+        <w:rPr>
+          <w:rFonts w:ascii="Times New Roman" w:hAnsi="Times New Roman"/>
+          <w:sz w:val="24"/>
+        </w:rPr>
+        <w:t>вікі́в</w:t>
+      </w:r>
+      <w:r>
+        <w:rPr>
+          <w:rFonts w:ascii="Times New Roman" w:hAnsi="Times New Roman"/>
+          <w:sz w:val="24"/>
+        </w:rPr>
+        <w:t xml:space="preserve">. </w:t>
+      </w:r>
+      <w:r>
+        <w:rPr>
+          <w:rFonts w:ascii="Times New Roman" w:hAnsi="Times New Roman"/>
+          <w:sz w:val="24"/>
+        </w:rPr>
+        <w:t>Амі́нь</w:t>
+      </w:r>
+      <w:r>
+        <w:rPr>
+          <w:rFonts w:ascii="Times New Roman" w:hAnsi="Times New Roman"/>
+          <w:sz w:val="24"/>
+        </w:rPr>
+        <w:t>.</w:t>
+      </w:r>
+    </w:p>
+    <w:p>
+      <w:pPr>
+        <w:pStyle w:val="a"/>
+        <w:spacing w:after="120"/>
+      </w:pPr>
+      <w:r>
+        <w:rPr>
+          <w:rFonts w:ascii="Times New Roman" w:hAnsi="Times New Roman"/>
+          <w:sz w:val="24"/>
+        </w:rPr>
+        <w:t>О́тче</w:t>
+      </w:r>
+      <w:r>
+        <w:rPr>
+          <w:rFonts w:ascii="Times New Roman" w:hAnsi="Times New Roman"/>
+          <w:sz w:val="24"/>
+        </w:rPr>
+        <w:t xml:space="preserve"> наш, що єси́ на </w:t>
+      </w:r>
+      <w:r>
+        <w:rPr>
+          <w:rFonts w:ascii="Times New Roman" w:hAnsi="Times New Roman"/>
+          <w:sz w:val="24"/>
+        </w:rPr>
+        <w:t>небеса́х</w:t>
+      </w:r>
+      <w:r>
+        <w:rPr>
+          <w:rFonts w:ascii="Times New Roman" w:hAnsi="Times New Roman"/>
+          <w:sz w:val="24"/>
+        </w:rPr>
+        <w:t xml:space="preserve">,* </w:t>
+      </w:r>
+      <w:r>
+        <w:rPr>
+          <w:rFonts w:ascii="Times New Roman" w:hAnsi="Times New Roman"/>
+          <w:sz w:val="24"/>
+        </w:rPr>
+        <w:t>неха́й</w:t>
+      </w:r>
+      <w:r>
+        <w:rPr>
+          <w:rFonts w:ascii="Times New Roman" w:hAnsi="Times New Roman"/>
+          <w:sz w:val="24"/>
+        </w:rPr>
+        <w:t xml:space="preserve"> </w:t>
+      </w:r>
+      <w:r>
+        <w:rPr>
+          <w:rFonts w:ascii="Times New Roman" w:hAnsi="Times New Roman"/>
+          <w:sz w:val="24"/>
+        </w:rPr>
+        <w:t>святи́ться</w:t>
+      </w:r>
+      <w:r>
+        <w:rPr>
+          <w:rFonts w:ascii="Times New Roman" w:hAnsi="Times New Roman"/>
+          <w:sz w:val="24"/>
+        </w:rPr>
+        <w:t xml:space="preserve"> ім’я́ Твоє́,* </w:t>
+      </w:r>
+      <w:r>
+        <w:rPr>
+          <w:rFonts w:ascii="Times New Roman" w:hAnsi="Times New Roman"/>
+          <w:sz w:val="24"/>
+        </w:rPr>
+        <w:t>неха́й</w:t>
+      </w:r>
+      <w:r>
+        <w:rPr>
+          <w:rFonts w:ascii="Times New Roman" w:hAnsi="Times New Roman"/>
+          <w:sz w:val="24"/>
+        </w:rPr>
+        <w:t xml:space="preserve"> </w:t>
+      </w:r>
+      <w:r>
+        <w:rPr>
+          <w:rFonts w:ascii="Times New Roman" w:hAnsi="Times New Roman"/>
+          <w:sz w:val="24"/>
+        </w:rPr>
+        <w:t>при́йде</w:t>
+      </w:r>
+      <w:r>
+        <w:rPr>
+          <w:rFonts w:ascii="Times New Roman" w:hAnsi="Times New Roman"/>
+          <w:sz w:val="24"/>
+        </w:rPr>
+        <w:t xml:space="preserve"> </w:t>
+      </w:r>
+      <w:r>
+        <w:rPr>
+          <w:rFonts w:ascii="Times New Roman" w:hAnsi="Times New Roman"/>
+          <w:sz w:val="24"/>
+        </w:rPr>
+        <w:t>ца́рство</w:t>
+      </w:r>
+      <w:r>
+        <w:rPr>
+          <w:rFonts w:ascii="Times New Roman" w:hAnsi="Times New Roman"/>
+          <w:sz w:val="24"/>
+        </w:rPr>
+        <w:t xml:space="preserve"> Твоє́,* </w:t>
+      </w:r>
+      <w:r>
+        <w:rPr>
+          <w:rFonts w:ascii="Times New Roman" w:hAnsi="Times New Roman"/>
+          <w:sz w:val="24"/>
+        </w:rPr>
+        <w:t>неха́й</w:t>
+      </w:r>
+      <w:r>
+        <w:rPr>
+          <w:rFonts w:ascii="Times New Roman" w:hAnsi="Times New Roman"/>
+          <w:sz w:val="24"/>
+        </w:rPr>
+        <w:t xml:space="preserve"> </w:t>
+      </w:r>
+      <w:r>
+        <w:rPr>
+          <w:rFonts w:ascii="Times New Roman" w:hAnsi="Times New Roman"/>
+          <w:sz w:val="24"/>
+        </w:rPr>
+        <w:t>бу́де</w:t>
+      </w:r>
+      <w:r>
+        <w:rPr>
+          <w:rFonts w:ascii="Times New Roman" w:hAnsi="Times New Roman"/>
+          <w:sz w:val="24"/>
+        </w:rPr>
+        <w:t xml:space="preserve"> </w:t>
+      </w:r>
+      <w:r>
+        <w:rPr>
+          <w:rFonts w:ascii="Times New Roman" w:hAnsi="Times New Roman"/>
+          <w:sz w:val="24"/>
+        </w:rPr>
+        <w:t>во́ля</w:t>
+      </w:r>
+      <w:r>
+        <w:rPr>
+          <w:rFonts w:ascii="Times New Roman" w:hAnsi="Times New Roman"/>
+          <w:sz w:val="24"/>
+        </w:rPr>
+        <w:t xml:space="preserve"> Твоя́, як на </w:t>
+      </w:r>
+      <w:r>
+        <w:rPr>
+          <w:rFonts w:ascii="Times New Roman" w:hAnsi="Times New Roman"/>
+          <w:sz w:val="24"/>
+        </w:rPr>
+        <w:t>не́бі</w:t>
+      </w:r>
+      <w:r>
+        <w:rPr>
+          <w:rFonts w:ascii="Times New Roman" w:hAnsi="Times New Roman"/>
+          <w:sz w:val="24"/>
+        </w:rPr>
+        <w:t xml:space="preserve">, так і на землі́.* Хліб наш </w:t>
+      </w:r>
+      <w:r>
+        <w:rPr>
+          <w:rFonts w:ascii="Times New Roman" w:hAnsi="Times New Roman"/>
+          <w:sz w:val="24"/>
+        </w:rPr>
+        <w:t>насу́щний</w:t>
+      </w:r>
+      <w:r>
+        <w:rPr>
+          <w:rFonts w:ascii="Times New Roman" w:hAnsi="Times New Roman"/>
+          <w:sz w:val="24"/>
+        </w:rPr>
+        <w:t xml:space="preserve"> дай нам </w:t>
+      </w:r>
+      <w:r>
+        <w:rPr>
+          <w:rFonts w:ascii="Times New Roman" w:hAnsi="Times New Roman"/>
+          <w:sz w:val="24"/>
+        </w:rPr>
+        <w:t>сього́дні</w:t>
+      </w:r>
+      <w:r>
+        <w:rPr>
+          <w:rFonts w:ascii="Times New Roman" w:hAnsi="Times New Roman"/>
+          <w:sz w:val="24"/>
+        </w:rPr>
+        <w:t xml:space="preserve">;* і прости́ нам </w:t>
+      </w:r>
+      <w:r>
+        <w:rPr>
+          <w:rFonts w:ascii="Times New Roman" w:hAnsi="Times New Roman"/>
+          <w:sz w:val="24"/>
+        </w:rPr>
+        <w:t>прови́ни</w:t>
+      </w:r>
+      <w:r>
+        <w:rPr>
+          <w:rFonts w:ascii="Times New Roman" w:hAnsi="Times New Roman"/>
+          <w:sz w:val="24"/>
+        </w:rPr>
+        <w:t xml:space="preserve"> </w:t>
+      </w:r>
+      <w:r>
+        <w:rPr>
+          <w:rFonts w:ascii="Times New Roman" w:hAnsi="Times New Roman"/>
+          <w:sz w:val="24"/>
+        </w:rPr>
+        <w:t>на́ші</w:t>
+      </w:r>
+      <w:r>
+        <w:rPr>
+          <w:rFonts w:ascii="Times New Roman" w:hAnsi="Times New Roman"/>
+          <w:sz w:val="24"/>
+        </w:rPr>
+        <w:t xml:space="preserve">,* як і ми </w:t>
+      </w:r>
+      <w:r>
+        <w:rPr>
+          <w:rFonts w:ascii="Times New Roman" w:hAnsi="Times New Roman"/>
+          <w:sz w:val="24"/>
+        </w:rPr>
+        <w:t>проща́ємо</w:t>
+      </w:r>
+      <w:r>
+        <w:rPr>
+          <w:rFonts w:ascii="Times New Roman" w:hAnsi="Times New Roman"/>
+          <w:sz w:val="24"/>
+        </w:rPr>
+        <w:t xml:space="preserve"> </w:t>
+      </w:r>
+      <w:r>
+        <w:rPr>
+          <w:rFonts w:ascii="Times New Roman" w:hAnsi="Times New Roman"/>
+          <w:sz w:val="24"/>
+        </w:rPr>
+        <w:t>винува́тцям</w:t>
+      </w:r>
+      <w:r>
+        <w:rPr>
+          <w:rFonts w:ascii="Times New Roman" w:hAnsi="Times New Roman"/>
+          <w:sz w:val="24"/>
+        </w:rPr>
+        <w:t xml:space="preserve"> </w:t>
+      </w:r>
+      <w:r>
+        <w:rPr>
+          <w:rFonts w:ascii="Times New Roman" w:hAnsi="Times New Roman"/>
+          <w:sz w:val="24"/>
+        </w:rPr>
+        <w:t>на́шим</w:t>
+      </w:r>
+      <w:r>
+        <w:rPr>
+          <w:rFonts w:ascii="Times New Roman" w:hAnsi="Times New Roman"/>
+          <w:sz w:val="24"/>
+        </w:rPr>
+        <w:t xml:space="preserve">;* і не введи́ нас у </w:t>
+      </w:r>
+      <w:r>
+        <w:rPr>
+          <w:rFonts w:ascii="Times New Roman" w:hAnsi="Times New Roman"/>
+          <w:sz w:val="24"/>
+        </w:rPr>
+        <w:t>споку́су</w:t>
+      </w:r>
+      <w:r>
+        <w:rPr>
+          <w:rFonts w:ascii="Times New Roman" w:hAnsi="Times New Roman"/>
+          <w:sz w:val="24"/>
+        </w:rPr>
+        <w:t xml:space="preserve">,* але́ </w:t>
+      </w:r>
+      <w:r>
+        <w:rPr>
+          <w:rFonts w:ascii="Times New Roman" w:hAnsi="Times New Roman"/>
+          <w:sz w:val="24"/>
+        </w:rPr>
+        <w:t>ви́зволи</w:t>
+      </w:r>
+      <w:r>
+        <w:rPr>
+          <w:rFonts w:ascii="Times New Roman" w:hAnsi="Times New Roman"/>
+          <w:sz w:val="24"/>
+        </w:rPr>
+        <w:t xml:space="preserve"> нас від </w:t>
+      </w:r>
+      <w:r>
+        <w:rPr>
+          <w:rFonts w:ascii="Times New Roman" w:hAnsi="Times New Roman"/>
+          <w:sz w:val="24"/>
+        </w:rPr>
+        <w:t>лука́вого</w:t>
+      </w:r>
+      <w:r>
+        <w:rPr>
+          <w:rFonts w:ascii="Times New Roman" w:hAnsi="Times New Roman"/>
+          <w:sz w:val="24"/>
+        </w:rPr>
+        <w:t>.</w:t>
       </w:r>
     </w:p>
     <w:p>
@@ -732,7 +1464,7 @@
           <w:sz w:val="24"/>
           <w:szCs w:val="24"/>
         </w:rPr>
-        <w:t>(12 р.)</w:t>
+        <w:t>(12 р.)</w:t>
       </w:r>
       <w:r>
         <w:rPr>
@@ -5476,27 +6208,27 @@
           <w:sz w:val="24"/>
           <w:szCs w:val="24"/>
         </w:rPr>
-        <w:t> Господи щедрий і милосердний, довготерпеливий і многомилостивий! Вислухай молитви наші і зверни увагу на голос моління нашого і яви нам знак милости твоєї, наведи нас на дорогу твою, щоб ходили ми в твоїй правді. Звесели серця наші, щоб ми боялись імення твого святого, бо ти великий і твориш чуда; ти Бог єдиний і немає подібного тобі між богами, Господи. Ти сильний у милості і добрий у силі, аби допомагати й утішати, і спасати всіх, хто на ім'я твоє святе уповає. Бо тобі належить усяка слава, честь і поклоніння: Отцю, Сину, і Святому Духові, нині і повсякчас, і на віки віків. Амінь.</w:t>
-      </w:r>
-    </w:p>
-    <w:p>
-      <w:pPr>
-        <w:spacing w:after="120"/>
-        <w:jc w:val="both"/>
-        <w:rPr>
-          <w:rFonts w:ascii="Times New Roman" w:hAnsi="Times New Roman" w:cs="Times New Roman"/>
-          <w:sz w:val="24"/>
-          <w:szCs w:val="24"/>
-        </w:rPr>
-      </w:pPr>
-      <w:r>
-        <w:rPr>
-          <w:rFonts w:ascii="Times New Roman" w:hAnsi="Times New Roman" w:cs="Times New Roman"/>
-          <w:color w:val="FF0000"/>
-          <w:sz w:val="24"/>
-          <w:szCs w:val="24"/>
-        </w:rPr>
-        <w:t>2. </w:t>
+        <w:t xml:space="preserve"> Господи щедрий і милосердний, довготерпеливий і многомилостивий! Вислухай молитви наші і зверни увагу на голос моління нашого і яви нам знак милости твоєї, наведи нас на дорогу твою, щоб ходили ми в твоїй правді. Звесели серця наші, щоб ми боялись імення твого святого, бо ти великий і твориш чуда; ти Бог єдиний і немає подібного тобі між богами, Господи. Ти сильний у милості і добрий у силі, аби допомагати й утішати, і спасати всіх, хто на ім'я твоє святе уповає. Бо тобі належить усяка слава, честь і поклоніння: Отцю, Сину, і Святому Духові, нині і повсякчас, і на віки віків. Амінь.</w:t>
+      </w:r>
+    </w:p>
+    <w:p>
+      <w:pPr>
+        <w:spacing w:after="120"/>
+        <w:jc w:val="both"/>
+        <w:rPr>
+          <w:rFonts w:ascii="Times New Roman" w:hAnsi="Times New Roman" w:cs="Times New Roman"/>
+          <w:sz w:val="24"/>
+          <w:szCs w:val="24"/>
+        </w:rPr>
+      </w:pPr>
+      <w:r>
+        <w:rPr>
+          <w:rFonts w:ascii="Times New Roman" w:hAnsi="Times New Roman" w:cs="Times New Roman"/>
+          <w:color w:val="FF0000"/>
+          <w:sz w:val="24"/>
+          <w:szCs w:val="24"/>
+        </w:rPr>
+        <w:t xml:space="preserve">2. </w:t>
       </w:r>
       <w:r>
         <w:rPr>
@@ -5532,27 +6264,27 @@
           <w:sz w:val="24"/>
           <w:szCs w:val="24"/>
         </w:rPr>
-        <w:t> Господи, Боже наш! Згадай нас грішних і недостойних слуг твоїх, коли призиваємо святе ім'я твоє, і не осороми нас, коли очікуємо милости твоєї, але вислухай, Господи, усі наші спасенні прохання, і вчини нас достойними любити і боятися тебе від усього серця нашого і творити в усьому волю твою. Бо ти є добрий і людинолюбний Бог, і тобі славу віддаємо: Отцю, і Сину, і Святому Духові, нині і повсякчас, і на віки віків. Амінь.</w:t>
-      </w:r>
-    </w:p>
-    <w:p>
-      <w:pPr>
-        <w:spacing w:after="120"/>
-        <w:jc w:val="both"/>
-        <w:rPr>
-          <w:rFonts w:ascii="Times New Roman" w:hAnsi="Times New Roman" w:cs="Times New Roman"/>
-          <w:sz w:val="24"/>
-          <w:szCs w:val="24"/>
-        </w:rPr>
-      </w:pPr>
-      <w:r>
-        <w:rPr>
-          <w:rFonts w:ascii="Times New Roman" w:hAnsi="Times New Roman" w:cs="Times New Roman"/>
-          <w:color w:val="FF0000"/>
-          <w:sz w:val="24"/>
-          <w:szCs w:val="24"/>
-        </w:rPr>
-        <w:t>4. </w:t>
+        <w:t xml:space="preserve"> Господи, Боже наш! Згадай нас грішних і недостойних слуг твоїх, коли призиваємо святе ім'я твоє, і не осороми нас, коли очікуємо милости твоєї, але вислухай, Господи, усі наші спасенні прохання, і вчини нас достойними любити і боятися тебе від усього серця нашого і творити в усьому волю твою. Бо ти є добрий і людинолюбний Бог, і тобі славу віддаємо: Отцю, і Сину, і Святому Духові, нині і повсякчас, і на віки віків. Амінь.</w:t>
+      </w:r>
+    </w:p>
+    <w:p>
+      <w:pPr>
+        <w:spacing w:after="120"/>
+        <w:jc w:val="both"/>
+        <w:rPr>
+          <w:rFonts w:ascii="Times New Roman" w:hAnsi="Times New Roman" w:cs="Times New Roman"/>
+          <w:sz w:val="24"/>
+          <w:szCs w:val="24"/>
+        </w:rPr>
+      </w:pPr>
+      <w:r>
+        <w:rPr>
+          <w:rFonts w:ascii="Times New Roman" w:hAnsi="Times New Roman" w:cs="Times New Roman"/>
+          <w:color w:val="FF0000"/>
+          <w:sz w:val="24"/>
+          <w:szCs w:val="24"/>
+        </w:rPr>
+        <w:t xml:space="preserve">4. </w:t>
       </w:r>
       <w:r>
         <w:rPr>
@@ -5588,7 +6320,7 @@
           <w:sz w:val="24"/>
           <w:szCs w:val="24"/>
         </w:rPr>
-        <w:t xml:space="preserve"> Благословенний ти, Господи Боже, Вседержителю, що знаєш думки людські, що відаєш те, чого ми потребуємо, і багато більше, ніж ми просимо, або розуміємо. Самий ти, людинолюбний Царю, у всьому добрий, задовольни нас багатством твоїх </w:t>
+        <w:t xml:space="preserve"> Благословенний ти, Господи Боже, Вседержителю, що знаєш думки людські, що відаєш те, чого ми потребуємо, і багато більше, ніж ми просимо, або розуміємо. Самий ти, людинолюбний Царю, у всьому добрий, задовольни нас багатством твоїх </w:t>
       </w:r>
       <w:proofErr w:type="spellStart"/>
       <w:r>
@@ -5652,7 +6384,7 @@
           <w:sz w:val="24"/>
           <w:szCs w:val="24"/>
         </w:rPr>
-        <w:t xml:space="preserve"> Господи, Господи, що пречистою твоєю долонею все утримуєш, що довго </w:t>
+        <w:t xml:space="preserve"> Господи, Господи, що пречистою твоєю долонею все утримуєш, що довго </w:t>
       </w:r>
       <w:proofErr w:type="spellStart"/>
       <w:r>
@@ -5734,7 +6466,7 @@
           <w:sz w:val="24"/>
           <w:szCs w:val="24"/>
         </w:rPr>
-        <w:t xml:space="preserve"> Боже великий і дивний, що несказанною добрістю і багатим промислом усім управляєш, і дав нам земні добра й запевнив нам обіцяне царство </w:t>
+        <w:t xml:space="preserve"> Боже великий і дивний, що несказанною добрістю і багатим промислом усім управляєш, і дав нам земні добра й запевнив нам обіцяне царство </w:t>
       </w:r>
       <w:proofErr w:type="spellStart"/>
       <w:r>
@@ -5780,7 +6512,7 @@
           <w:sz w:val="24"/>
           <w:szCs w:val="24"/>
         </w:rPr>
-        <w:t xml:space="preserve"> Боже великий і вишній, в тебе одного є безсмертність і в світлі живеш недоступнім. Ти все створіння мудро створив, відокремив світло від темряви і сонце поклав, щоб правити днем, а місяць і зорі, щоб володіли ніччю, нас же грішних вчинив достойними і в теперішню годину стати перед твоїм обличчям, щоб тебе визнавати і принести тобі вечірнє славослов'я. Направ, Людинолюбче, молитву нашу, немов кадило, перед тобою і прийми її, як благовонний запах. Дай нам мирний цей вечір і близьку вже ніч; зодягни нас у броню світла; визволь нас від нічного страху і всякої речі, що в темряві з'являється, і дай сон, що його ти дарував на відпочинок нашій немічності, вільний від усякого маріння диявольського. </w:t>
+        <w:t xml:space="preserve"> Боже великий і вишній, в тебе одного є безсмертність і в світлі живеш недоступнім. Ти все створіння мудро створив, відокремив світло від темряви і сонце поклав, щоб правити днем, а місяць і зорі, щоб володіли ніччю, нас же грішних вчинив достойними і в теперішню годину стати перед твоїм обличчям, щоб тебе визнавати і принести тобі вечірнє славослов'я. Направ, Людинолюбче, молитву нашу, немов кадило, перед тобою і прийми її, як благовонний запах. Дай нам мирний цей вечір і близьку вже ніч; зодягни нас у броню світла; визволь нас від нічного страху і всякої речі, що в темряві з'являється, і дай сон, що його ти дарував на відпочинок нашій немічності, вільний від усякого маріння диявольського. </w:t>
       </w:r>
       <w:r>
         <w:rPr>
@@ -8316,7 +9048,7 @@
           <w:color w:val="FF0000"/>
           <w:sz w:val="24"/>
         </w:rPr>
-        <w:t>(3 р.)</w:t>
+        <w:t>(3 р.)</w:t>
       </w:r>
     </w:p>
     <w:p>
@@ -17695,30 +18427,19 @@
       </w:pPr>
       <w:r>
         <w:rPr>
-          <w:rFonts w:ascii="Times New Roman" w:hAnsi="Times New Roman" w:cs="Times New Roman"/>
-          <w:i/>
-          <w:color w:val="FF0000"/>
-          <w:sz w:val="24"/>
-          <w:szCs w:val="24"/>
+          <w:rFonts w:ascii="Times New Roman" w:hAnsi="Times New Roman"/>
+          <w:i/>
+          <w:color w:val="FF4400"/>
+          <w:sz w:val="24"/>
         </w:rPr>
         <w:t>Священик:</w:t>
       </w:r>
       <w:r>
         <w:rPr>
-          <w:rFonts w:ascii="Times New Roman" w:hAnsi="Times New Roman" w:cs="Times New Roman"/>
-          <w:color w:val="FF0000"/>
-          <w:sz w:val="24"/>
-          <w:szCs w:val="24"/>
-        </w:rPr>
-        <w:t xml:space="preserve"> </w:t>
-      </w:r>
-      <w:r>
-        <w:rPr>
-          <w:rFonts w:ascii="Times New Roman" w:hAnsi="Times New Roman" w:cs="Times New Roman"/>
-          <w:sz w:val="24"/>
-          <w:szCs w:val="24"/>
-        </w:rPr>
-        <w:t>Мир всім.</w:t>
+          <w:rFonts w:ascii="Times New Roman" w:hAnsi="Times New Roman"/>
+          <w:sz w:val="24"/>
+        </w:rPr>
+        <w:t xml:space="preserve"> Мир всім.</w:t>
       </w:r>
     </w:p>
     <w:p>
@@ -20491,71 +21212,19 @@
       </w:pPr>
       <w:r>
         <w:rPr>
-          <w:rFonts w:ascii="Times New Roman" w:hAnsi="Times New Roman" w:cs="Times New Roman"/>
-          <w:i/>
-          <w:color w:val="FF0000"/>
-          <w:sz w:val="24"/>
-          <w:szCs w:val="24"/>
+          <w:rFonts w:ascii="Times New Roman" w:hAnsi="Times New Roman"/>
+          <w:i/>
+          <w:color w:val="FF4400"/>
+          <w:sz w:val="24"/>
         </w:rPr>
         <w:t>Священик:</w:t>
       </w:r>
       <w:r>
         <w:rPr>
-          <w:rFonts w:ascii="Times New Roman" w:hAnsi="Times New Roman" w:cs="Times New Roman"/>
-          <w:color w:val="FF0000"/>
-          <w:sz w:val="24"/>
-          <w:szCs w:val="24"/>
-        </w:rPr>
-        <w:t xml:space="preserve"> </w:t>
-      </w:r>
-      <w:r>
-        <w:rPr>
-          <w:rFonts w:ascii="Times New Roman" w:hAnsi="Times New Roman" w:cs="Times New Roman"/>
-          <w:color w:val="000000"/>
-          <w:sz w:val="24"/>
-          <w:szCs w:val="24"/>
-        </w:rPr>
-        <w:t xml:space="preserve">Бо Ти – Бог милости, </w:t>
-      </w:r>
-      <w:proofErr w:type="spellStart"/>
-      <w:r>
-        <w:rPr>
-          <w:rFonts w:ascii="Times New Roman" w:hAnsi="Times New Roman" w:cs="Times New Roman"/>
-          <w:color w:val="000000"/>
-          <w:sz w:val="24"/>
-          <w:szCs w:val="24"/>
-        </w:rPr>
-        <w:t>ласк</w:t>
-      </w:r>
-      <w:proofErr w:type="spellEnd"/>
-      <w:r>
-        <w:rPr>
-          <w:rFonts w:ascii="Times New Roman" w:hAnsi="Times New Roman" w:cs="Times New Roman"/>
-          <w:color w:val="000000"/>
-          <w:sz w:val="24"/>
-          <w:szCs w:val="24"/>
-        </w:rPr>
-        <w:t xml:space="preserve"> і </w:t>
-      </w:r>
-      <w:proofErr w:type="spellStart"/>
-      <w:r>
-        <w:rPr>
-          <w:rFonts w:ascii="Times New Roman" w:hAnsi="Times New Roman" w:cs="Times New Roman"/>
-          <w:color w:val="000000"/>
-          <w:sz w:val="24"/>
-          <w:szCs w:val="24"/>
-        </w:rPr>
-        <w:t>людинолюбности</w:t>
-      </w:r>
-      <w:proofErr w:type="spellEnd"/>
-      <w:r>
-        <w:rPr>
-          <w:rFonts w:ascii="Times New Roman" w:hAnsi="Times New Roman" w:cs="Times New Roman"/>
-          <w:color w:val="000000"/>
-          <w:sz w:val="24"/>
-          <w:szCs w:val="24"/>
-        </w:rPr>
-        <w:t>, і Тобі славу віддаємо, Отцю, і Сину, і Святому Духові, нині, і повсякчас, і на віки віків.</w:t>
+          <w:rFonts w:ascii="Times New Roman" w:hAnsi="Times New Roman"/>
+          <w:sz w:val="24"/>
+        </w:rPr>
+        <w:t xml:space="preserve"> Бо Ти – Бог милости, ласк і людинолюбности, і Тобі славу віддаємо, Отцю, і Сину, і Святому Духові, нині, і повсякчас, і на віки віків.</w:t>
       </w:r>
     </w:p>
     <w:p>
@@ -20608,30 +21277,19 @@
       </w:pPr>
       <w:r>
         <w:rPr>
-          <w:rFonts w:ascii="Times New Roman" w:hAnsi="Times New Roman" w:cs="Times New Roman"/>
-          <w:i/>
-          <w:color w:val="FF0000"/>
-          <w:sz w:val="24"/>
-          <w:szCs w:val="24"/>
+          <w:rFonts w:ascii="Times New Roman" w:hAnsi="Times New Roman"/>
+          <w:i/>
+          <w:color w:val="FF4400"/>
+          <w:sz w:val="24"/>
         </w:rPr>
         <w:t>Священик:</w:t>
       </w:r>
       <w:r>
         <w:rPr>
-          <w:rFonts w:ascii="Times New Roman" w:hAnsi="Times New Roman" w:cs="Times New Roman"/>
-          <w:color w:val="FF0000"/>
-          <w:sz w:val="24"/>
-          <w:szCs w:val="24"/>
-        </w:rPr>
-        <w:t xml:space="preserve"> </w:t>
-      </w:r>
-      <w:r>
-        <w:rPr>
-          <w:rFonts w:ascii="Times New Roman" w:hAnsi="Times New Roman" w:cs="Times New Roman"/>
-          <w:sz w:val="24"/>
-          <w:szCs w:val="24"/>
-        </w:rPr>
-        <w:t>Мир всім.</w:t>
+          <w:rFonts w:ascii="Times New Roman" w:hAnsi="Times New Roman"/>
+          <w:sz w:val="24"/>
+        </w:rPr>
+        <w:t xml:space="preserve"> Мир всім.</w:t>
       </w:r>
     </w:p>
     <w:p>
@@ -20760,6 +21418,7 @@
     </w:p>
     <w:p>
       <w:pPr>
+        <w:pStyle w:val="a"/>
         <w:spacing w:after="120"/>
       </w:pPr>
       <w:r>
@@ -21490,188 +22149,922 @@
     </w:p>
     <w:p>
       <w:pPr>
-        <w:spacing w:after="120"/>
-        <w:jc w:val="both"/>
-        <w:rPr>
-          <w:rFonts w:ascii="Times New Roman" w:hAnsi="Times New Roman" w:cs="Times New Roman"/>
-          <w:i/>
-          <w:sz w:val="24"/>
-          <w:szCs w:val="24"/>
-        </w:rPr>
-      </w:pPr>
-      <w:r>
-        <w:rPr>
-          <w:rFonts w:ascii="Times New Roman" w:hAnsi="Times New Roman" w:cs="Times New Roman"/>
-          <w:sz w:val="24"/>
-          <w:szCs w:val="24"/>
-        </w:rPr>
-        <w:t xml:space="preserve">Святий Боже, святий Кріпкий, святий Безсмертний, помилуй нас </w:t>
-      </w:r>
-      <w:r>
-        <w:rPr>
-          <w:rFonts w:ascii="Times New Roman" w:hAnsi="Times New Roman" w:cs="Times New Roman"/>
-          <w:i/>
-          <w:color w:val="FF0000"/>
-          <w:sz w:val="24"/>
-          <w:szCs w:val="24"/>
-        </w:rPr>
-        <w:t>(3 р.)</w:t>
-      </w:r>
-    </w:p>
-    <w:p>
-      <w:pPr>
-        <w:spacing w:after="120"/>
-        <w:jc w:val="both"/>
-        <w:rPr>
-          <w:rFonts w:ascii="Times New Roman" w:hAnsi="Times New Roman" w:cs="Times New Roman"/>
-          <w:sz w:val="24"/>
-          <w:szCs w:val="24"/>
-        </w:rPr>
-      </w:pPr>
-      <w:r>
-        <w:rPr>
-          <w:rFonts w:ascii="Times New Roman" w:hAnsi="Times New Roman" w:cs="Times New Roman"/>
-          <w:sz w:val="24"/>
-          <w:szCs w:val="24"/>
-        </w:rPr>
-        <w:t>Слава Отцю, і Сину, і Святому Духові,* і нині і повсякчас, і на віки віків. Амінь.</w:t>
-      </w:r>
-    </w:p>
-    <w:p>
-      <w:pPr>
-        <w:spacing w:after="120"/>
-        <w:jc w:val="both"/>
-        <w:rPr>
-          <w:rFonts w:ascii="Times New Roman" w:hAnsi="Times New Roman" w:cs="Times New Roman"/>
-          <w:sz w:val="24"/>
-          <w:szCs w:val="24"/>
-        </w:rPr>
-      </w:pPr>
-      <w:r>
-        <w:rPr>
-          <w:rFonts w:ascii="Times New Roman" w:hAnsi="Times New Roman" w:cs="Times New Roman"/>
-          <w:sz w:val="24"/>
-          <w:szCs w:val="24"/>
-        </w:rPr>
-        <w:t xml:space="preserve">Пресвята Тройце, помилуй нас;* Господи, очисти гріхи наші;* Владико, прости беззаконня наші;* Святий, завітай і зціли </w:t>
-      </w:r>
-      <w:proofErr w:type="spellStart"/>
-      <w:r>
-        <w:rPr>
-          <w:rFonts w:ascii="Times New Roman" w:hAnsi="Times New Roman" w:cs="Times New Roman"/>
-          <w:sz w:val="24"/>
-          <w:szCs w:val="24"/>
-        </w:rPr>
-        <w:t>немочі</w:t>
-      </w:r>
-      <w:proofErr w:type="spellEnd"/>
-      <w:r>
-        <w:rPr>
-          <w:rFonts w:ascii="Times New Roman" w:hAnsi="Times New Roman" w:cs="Times New Roman"/>
-          <w:sz w:val="24"/>
-          <w:szCs w:val="24"/>
-        </w:rPr>
-        <w:t xml:space="preserve"> наші </w:t>
-      </w:r>
-      <w:proofErr w:type="spellStart"/>
-      <w:r>
-        <w:rPr>
-          <w:rFonts w:ascii="Times New Roman" w:hAnsi="Times New Roman" w:cs="Times New Roman"/>
-          <w:sz w:val="24"/>
-          <w:szCs w:val="24"/>
-        </w:rPr>
-        <w:t>імени</w:t>
-      </w:r>
-      <w:proofErr w:type="spellEnd"/>
-      <w:r>
-        <w:rPr>
-          <w:rFonts w:ascii="Times New Roman" w:hAnsi="Times New Roman" w:cs="Times New Roman"/>
-          <w:sz w:val="24"/>
-          <w:szCs w:val="24"/>
-        </w:rPr>
-        <w:t xml:space="preserve"> твого ради.</w:t>
-      </w:r>
-    </w:p>
-    <w:p>
-      <w:pPr>
-        <w:spacing w:after="120"/>
-        <w:jc w:val="both"/>
-        <w:rPr>
-          <w:rFonts w:ascii="Times New Roman" w:hAnsi="Times New Roman" w:cs="Times New Roman"/>
-          <w:i/>
-          <w:sz w:val="24"/>
-          <w:szCs w:val="24"/>
-        </w:rPr>
-      </w:pPr>
-      <w:r>
-        <w:rPr>
-          <w:rFonts w:ascii="Times New Roman" w:hAnsi="Times New Roman" w:cs="Times New Roman"/>
-          <w:sz w:val="24"/>
-          <w:szCs w:val="24"/>
-        </w:rPr>
-        <w:t xml:space="preserve">Господи, помилуй </w:t>
-      </w:r>
-      <w:r>
-        <w:rPr>
-          <w:rFonts w:ascii="Times New Roman" w:hAnsi="Times New Roman" w:cs="Times New Roman"/>
-          <w:i/>
-          <w:color w:val="FF0000"/>
-          <w:sz w:val="24"/>
-          <w:szCs w:val="24"/>
-        </w:rPr>
-        <w:t>(3 р.)</w:t>
-      </w:r>
-    </w:p>
-    <w:p>
-      <w:pPr>
-        <w:spacing w:after="120"/>
-        <w:rPr>
-          <w:rFonts w:ascii="Times New Roman" w:hAnsi="Times New Roman" w:cs="Times New Roman"/>
-        </w:rPr>
-      </w:pPr>
-      <w:r>
-        <w:rPr>
-          <w:rFonts w:ascii="Times New Roman" w:hAnsi="Times New Roman" w:cs="Times New Roman"/>
-          <w:sz w:val="24"/>
-          <w:szCs w:val="24"/>
-        </w:rPr>
-        <w:t>Слава Отцю, і Сину, і Святому Духові.* І</w:t>
-      </w:r>
-      <w:r>
-        <w:rPr>
-          <w:rFonts w:ascii="Times New Roman" w:hAnsi="Times New Roman" w:cs="Times New Roman"/>
-          <w:b/>
-          <w:sz w:val="24"/>
-          <w:szCs w:val="24"/>
-        </w:rPr>
-        <w:t xml:space="preserve"> </w:t>
-      </w:r>
-      <w:r>
-        <w:rPr>
-          <w:rFonts w:ascii="Times New Roman" w:hAnsi="Times New Roman" w:cs="Times New Roman"/>
-          <w:sz w:val="24"/>
-          <w:szCs w:val="24"/>
-        </w:rPr>
-        <w:t>нині і повсякчас, і на віки віків. Амінь.</w:t>
-      </w:r>
-    </w:p>
-    <w:p>
-      <w:pPr>
-        <w:spacing w:after="120"/>
-        <w:jc w:val="both"/>
-        <w:rPr>
-          <w:rFonts w:ascii="Times New Roman" w:hAnsi="Times New Roman" w:cs="Times New Roman"/>
-          <w:sz w:val="24"/>
-          <w:szCs w:val="24"/>
-        </w:rPr>
-      </w:pPr>
-      <w:r>
-        <w:rPr>
-          <w:rFonts w:ascii="Times New Roman" w:hAnsi="Times New Roman" w:cs="Times New Roman"/>
-          <w:sz w:val="24"/>
-          <w:szCs w:val="24"/>
-        </w:rPr>
-        <w:t>Отче наш, що єси на небесах,* нехай святиться ім’я твоє,* нехай прийде царство твоє,* нехай буде воля твоя, як на небі, так і на землі.* Хліб наш насущний дай нам сьогодні,* і прости нам провини наші,* як і ми прощаємо винуватцям нашим,* і не введи нас у спокусу,* але визволи нас від лукавого.</w:t>
+        <w:pStyle w:val="a"/>
+        <w:spacing w:after="120"/>
+      </w:pPr>
+      <w:r>
+        <w:rPr>
+          <w:rFonts w:ascii="Times New Roman" w:hAnsi="Times New Roman"/>
+          <w:sz w:val="24"/>
+        </w:rPr>
+        <w:t>Святи́й</w:t>
+      </w:r>
+      <w:r>
+        <w:rPr>
+          <w:rFonts w:ascii="Times New Roman" w:hAnsi="Times New Roman"/>
+          <w:sz w:val="24"/>
+        </w:rPr>
+        <w:t xml:space="preserve"> </w:t>
+      </w:r>
+      <w:r>
+        <w:rPr>
+          <w:rFonts w:ascii="Times New Roman" w:hAnsi="Times New Roman"/>
+          <w:sz w:val="24"/>
+        </w:rPr>
+        <w:t>Бо́же</w:t>
+      </w:r>
+      <w:r>
+        <w:rPr>
+          <w:rFonts w:ascii="Times New Roman" w:hAnsi="Times New Roman"/>
+          <w:sz w:val="24"/>
+        </w:rPr>
+        <w:t xml:space="preserve">, </w:t>
+      </w:r>
+      <w:r>
+        <w:rPr>
+          <w:rFonts w:ascii="Times New Roman" w:hAnsi="Times New Roman"/>
+          <w:sz w:val="24"/>
+        </w:rPr>
+        <w:t>святи́й</w:t>
+      </w:r>
+      <w:r>
+        <w:rPr>
+          <w:rFonts w:ascii="Times New Roman" w:hAnsi="Times New Roman"/>
+          <w:sz w:val="24"/>
+        </w:rPr>
+        <w:t xml:space="preserve"> </w:t>
+      </w:r>
+      <w:r>
+        <w:rPr>
+          <w:rFonts w:ascii="Times New Roman" w:hAnsi="Times New Roman"/>
+          <w:sz w:val="24"/>
+        </w:rPr>
+        <w:t>Крі́пкий</w:t>
+      </w:r>
+      <w:r>
+        <w:rPr>
+          <w:rFonts w:ascii="Times New Roman" w:hAnsi="Times New Roman"/>
+          <w:sz w:val="24"/>
+        </w:rPr>
+        <w:t xml:space="preserve">, </w:t>
+      </w:r>
+      <w:r>
+        <w:rPr>
+          <w:rFonts w:ascii="Times New Roman" w:hAnsi="Times New Roman"/>
+          <w:sz w:val="24"/>
+        </w:rPr>
+        <w:t>святи́й</w:t>
+      </w:r>
+      <w:r>
+        <w:rPr>
+          <w:rFonts w:ascii="Times New Roman" w:hAnsi="Times New Roman"/>
+          <w:sz w:val="24"/>
+        </w:rPr>
+        <w:t xml:space="preserve"> </w:t>
+      </w:r>
+      <w:r>
+        <w:rPr>
+          <w:rFonts w:ascii="Times New Roman" w:hAnsi="Times New Roman"/>
+          <w:sz w:val="24"/>
+        </w:rPr>
+        <w:t>Безсме́ртний</w:t>
+      </w:r>
+      <w:r>
+        <w:rPr>
+          <w:rFonts w:ascii="Times New Roman" w:hAnsi="Times New Roman"/>
+          <w:sz w:val="24"/>
+        </w:rPr>
+        <w:t xml:space="preserve">, </w:t>
+      </w:r>
+      <w:r>
+        <w:rPr>
+          <w:rFonts w:ascii="Times New Roman" w:hAnsi="Times New Roman"/>
+          <w:sz w:val="24"/>
+        </w:rPr>
+        <w:t>поми́луй</w:t>
+      </w:r>
+      <w:r>
+        <w:rPr>
+          <w:rFonts w:ascii="Times New Roman" w:hAnsi="Times New Roman"/>
+          <w:sz w:val="24"/>
+        </w:rPr>
+        <w:t xml:space="preserve"> нас. </w:t>
+      </w:r>
+      <w:r>
+        <w:rPr>
+          <w:rFonts w:ascii="Times New Roman" w:hAnsi="Times New Roman"/>
+          <w:i/>
+          <w:color w:val="FF0000"/>
+          <w:sz w:val="24"/>
+        </w:rPr>
+        <w:t>(3 р.)</w:t>
+      </w:r>
+    </w:p>
+    <w:p>
+      <w:pPr>
+        <w:pStyle w:val="a"/>
+        <w:spacing w:after="120"/>
+      </w:pPr>
+      <w:r>
+        <w:rPr>
+          <w:rFonts w:ascii="Times New Roman" w:hAnsi="Times New Roman"/>
+          <w:sz w:val="24"/>
+        </w:rPr>
+        <w:t>Сла́ва</w:t>
+      </w:r>
+      <w:r>
+        <w:rPr>
+          <w:rFonts w:ascii="Times New Roman" w:hAnsi="Times New Roman"/>
+          <w:sz w:val="24"/>
+        </w:rPr>
+        <w:t xml:space="preserve"> Отцю́, і </w:t>
+      </w:r>
+      <w:r>
+        <w:rPr>
+          <w:rFonts w:ascii="Times New Roman" w:hAnsi="Times New Roman"/>
+          <w:sz w:val="24"/>
+        </w:rPr>
+        <w:t>Си́ну</w:t>
+      </w:r>
+      <w:r>
+        <w:rPr>
+          <w:rFonts w:ascii="Times New Roman" w:hAnsi="Times New Roman"/>
+          <w:sz w:val="24"/>
+        </w:rPr>
+        <w:t xml:space="preserve">, і </w:t>
+      </w:r>
+      <w:r>
+        <w:rPr>
+          <w:rFonts w:ascii="Times New Roman" w:hAnsi="Times New Roman"/>
+          <w:sz w:val="24"/>
+        </w:rPr>
+        <w:t>Свято́му</w:t>
+      </w:r>
+      <w:r>
+        <w:rPr>
+          <w:rFonts w:ascii="Times New Roman" w:hAnsi="Times New Roman"/>
+          <w:sz w:val="24"/>
+        </w:rPr>
+        <w:t xml:space="preserve"> </w:t>
+      </w:r>
+      <w:r>
+        <w:rPr>
+          <w:rFonts w:ascii="Times New Roman" w:hAnsi="Times New Roman"/>
+          <w:sz w:val="24"/>
+        </w:rPr>
+        <w:t>Ду́хові</w:t>
+      </w:r>
+      <w:r>
+        <w:rPr>
+          <w:rFonts w:ascii="Times New Roman" w:hAnsi="Times New Roman"/>
+          <w:sz w:val="24"/>
+        </w:rPr>
+        <w:t xml:space="preserve">,* і </w:t>
+      </w:r>
+      <w:r>
+        <w:rPr>
+          <w:rFonts w:ascii="Times New Roman" w:hAnsi="Times New Roman"/>
+          <w:sz w:val="24"/>
+        </w:rPr>
+        <w:t>ни́ні</w:t>
+      </w:r>
+      <w:r>
+        <w:rPr>
+          <w:rFonts w:ascii="Times New Roman" w:hAnsi="Times New Roman"/>
+          <w:sz w:val="24"/>
+        </w:rPr>
+        <w:t xml:space="preserve">, і </w:t>
+      </w:r>
+      <w:r>
+        <w:rPr>
+          <w:rFonts w:ascii="Times New Roman" w:hAnsi="Times New Roman"/>
+          <w:sz w:val="24"/>
+        </w:rPr>
+        <w:t>повсякча́с</w:t>
+      </w:r>
+      <w:r>
+        <w:rPr>
+          <w:rFonts w:ascii="Times New Roman" w:hAnsi="Times New Roman"/>
+          <w:sz w:val="24"/>
+        </w:rPr>
+        <w:t xml:space="preserve">, і на </w:t>
+      </w:r>
+      <w:r>
+        <w:rPr>
+          <w:rFonts w:ascii="Times New Roman" w:hAnsi="Times New Roman"/>
+          <w:sz w:val="24"/>
+        </w:rPr>
+        <w:t>ві́ки</w:t>
+      </w:r>
+      <w:r>
+        <w:rPr>
+          <w:rFonts w:ascii="Times New Roman" w:hAnsi="Times New Roman"/>
+          <w:sz w:val="24"/>
+        </w:rPr>
+        <w:t xml:space="preserve"> </w:t>
+      </w:r>
+      <w:r>
+        <w:rPr>
+          <w:rFonts w:ascii="Times New Roman" w:hAnsi="Times New Roman"/>
+          <w:sz w:val="24"/>
+        </w:rPr>
+        <w:t>вікі́в</w:t>
+      </w:r>
+      <w:r>
+        <w:rPr>
+          <w:rFonts w:ascii="Times New Roman" w:hAnsi="Times New Roman"/>
+          <w:sz w:val="24"/>
+        </w:rPr>
+        <w:t xml:space="preserve">. </w:t>
+      </w:r>
+      <w:r>
+        <w:rPr>
+          <w:rFonts w:ascii="Times New Roman" w:hAnsi="Times New Roman"/>
+          <w:sz w:val="24"/>
+        </w:rPr>
+        <w:t>Амі́нь</w:t>
+      </w:r>
+      <w:r>
+        <w:rPr>
+          <w:rFonts w:ascii="Times New Roman" w:hAnsi="Times New Roman"/>
+          <w:sz w:val="24"/>
+        </w:rPr>
+        <w:t>.</w:t>
+      </w:r>
+    </w:p>
+    <w:p>
+      <w:pPr>
+        <w:pStyle w:val="a"/>
+        <w:spacing w:after="120"/>
+      </w:pPr>
+      <w:r>
+        <w:rPr>
+          <w:rFonts w:ascii="Times New Roman" w:hAnsi="Times New Roman"/>
+          <w:sz w:val="24"/>
+        </w:rPr>
+        <w:t xml:space="preserve">Пресвята́ </w:t>
+      </w:r>
+      <w:r>
+        <w:rPr>
+          <w:rFonts w:ascii="Times New Roman" w:hAnsi="Times New Roman"/>
+          <w:sz w:val="24"/>
+        </w:rPr>
+        <w:t>Тро́йце</w:t>
+      </w:r>
+      <w:r>
+        <w:rPr>
+          <w:rFonts w:ascii="Times New Roman" w:hAnsi="Times New Roman"/>
+          <w:sz w:val="24"/>
+        </w:rPr>
+        <w:t xml:space="preserve">, </w:t>
+      </w:r>
+      <w:r>
+        <w:rPr>
+          <w:rFonts w:ascii="Times New Roman" w:hAnsi="Times New Roman"/>
+          <w:sz w:val="24"/>
+        </w:rPr>
+        <w:t>поми́луй</w:t>
+      </w:r>
+      <w:r>
+        <w:rPr>
+          <w:rFonts w:ascii="Times New Roman" w:hAnsi="Times New Roman"/>
+          <w:sz w:val="24"/>
+        </w:rPr>
+        <w:t xml:space="preserve"> нас; </w:t>
+      </w:r>
+      <w:r>
+        <w:rPr>
+          <w:rFonts w:ascii="Times New Roman" w:hAnsi="Times New Roman"/>
+          <w:sz w:val="24"/>
+        </w:rPr>
+        <w:t>Го́споди</w:t>
+      </w:r>
+      <w:r>
+        <w:rPr>
+          <w:rFonts w:ascii="Times New Roman" w:hAnsi="Times New Roman"/>
+          <w:sz w:val="24"/>
+        </w:rPr>
+        <w:t xml:space="preserve">, </w:t>
+      </w:r>
+      <w:r>
+        <w:rPr>
+          <w:rFonts w:ascii="Times New Roman" w:hAnsi="Times New Roman"/>
+          <w:sz w:val="24"/>
+        </w:rPr>
+        <w:t>очи́сти</w:t>
+      </w:r>
+      <w:r>
+        <w:rPr>
+          <w:rFonts w:ascii="Times New Roman" w:hAnsi="Times New Roman"/>
+          <w:sz w:val="24"/>
+        </w:rPr>
+        <w:t xml:space="preserve"> гріхи́ </w:t>
+      </w:r>
+      <w:r>
+        <w:rPr>
+          <w:rFonts w:ascii="Times New Roman" w:hAnsi="Times New Roman"/>
+          <w:sz w:val="24"/>
+        </w:rPr>
+        <w:t>на́ші</w:t>
+      </w:r>
+      <w:r>
+        <w:rPr>
+          <w:rFonts w:ascii="Times New Roman" w:hAnsi="Times New Roman"/>
+          <w:sz w:val="24"/>
+        </w:rPr>
+        <w:t xml:space="preserve">; </w:t>
+      </w:r>
+      <w:r>
+        <w:rPr>
+          <w:rFonts w:ascii="Times New Roman" w:hAnsi="Times New Roman"/>
+          <w:sz w:val="24"/>
+        </w:rPr>
+        <w:t>Влади́ко</w:t>
+      </w:r>
+      <w:r>
+        <w:rPr>
+          <w:rFonts w:ascii="Times New Roman" w:hAnsi="Times New Roman"/>
+          <w:sz w:val="24"/>
+        </w:rPr>
+        <w:t xml:space="preserve">, прости́ </w:t>
+      </w:r>
+      <w:r>
+        <w:rPr>
+          <w:rFonts w:ascii="Times New Roman" w:hAnsi="Times New Roman"/>
+          <w:sz w:val="24"/>
+        </w:rPr>
+        <w:t>беззако́ння</w:t>
+      </w:r>
+      <w:r>
+        <w:rPr>
+          <w:rFonts w:ascii="Times New Roman" w:hAnsi="Times New Roman"/>
+          <w:sz w:val="24"/>
+        </w:rPr>
+        <w:t xml:space="preserve"> </w:t>
+      </w:r>
+      <w:r>
+        <w:rPr>
+          <w:rFonts w:ascii="Times New Roman" w:hAnsi="Times New Roman"/>
+          <w:sz w:val="24"/>
+        </w:rPr>
+        <w:t>на́ші</w:t>
+      </w:r>
+      <w:r>
+        <w:rPr>
+          <w:rFonts w:ascii="Times New Roman" w:hAnsi="Times New Roman"/>
+          <w:sz w:val="24"/>
+        </w:rPr>
+        <w:t xml:space="preserve">; </w:t>
+      </w:r>
+      <w:r>
+        <w:rPr>
+          <w:rFonts w:ascii="Times New Roman" w:hAnsi="Times New Roman"/>
+          <w:sz w:val="24"/>
+        </w:rPr>
+        <w:t>Святи́й</w:t>
+      </w:r>
+      <w:r>
+        <w:rPr>
+          <w:rFonts w:ascii="Times New Roman" w:hAnsi="Times New Roman"/>
+          <w:sz w:val="24"/>
+        </w:rPr>
+        <w:t xml:space="preserve">, </w:t>
+      </w:r>
+      <w:r>
+        <w:rPr>
+          <w:rFonts w:ascii="Times New Roman" w:hAnsi="Times New Roman"/>
+          <w:sz w:val="24"/>
+        </w:rPr>
+        <w:t>завіта́й</w:t>
+      </w:r>
+      <w:r>
+        <w:rPr>
+          <w:rFonts w:ascii="Times New Roman" w:hAnsi="Times New Roman"/>
+          <w:sz w:val="24"/>
+        </w:rPr>
+        <w:t xml:space="preserve"> і зціли́ </w:t>
+      </w:r>
+      <w:r>
+        <w:rPr>
+          <w:rFonts w:ascii="Times New Roman" w:hAnsi="Times New Roman"/>
+          <w:sz w:val="24"/>
+        </w:rPr>
+        <w:t>не́мочі</w:t>
+      </w:r>
+      <w:r>
+        <w:rPr>
+          <w:rFonts w:ascii="Times New Roman" w:hAnsi="Times New Roman"/>
+          <w:sz w:val="24"/>
+        </w:rPr>
+        <w:t xml:space="preserve"> </w:t>
+      </w:r>
+      <w:r>
+        <w:rPr>
+          <w:rFonts w:ascii="Times New Roman" w:hAnsi="Times New Roman"/>
+          <w:sz w:val="24"/>
+        </w:rPr>
+        <w:t>на́ші</w:t>
+      </w:r>
+      <w:r>
+        <w:rPr>
+          <w:rFonts w:ascii="Times New Roman" w:hAnsi="Times New Roman"/>
+          <w:sz w:val="24"/>
+        </w:rPr>
+        <w:t xml:space="preserve">, </w:t>
+      </w:r>
+      <w:r>
+        <w:rPr>
+          <w:rFonts w:ascii="Times New Roman" w:hAnsi="Times New Roman"/>
+          <w:sz w:val="24"/>
+        </w:rPr>
+        <w:t>І́мени</w:t>
+      </w:r>
+      <w:r>
+        <w:rPr>
+          <w:rFonts w:ascii="Times New Roman" w:hAnsi="Times New Roman"/>
+          <w:sz w:val="24"/>
+        </w:rPr>
+        <w:t xml:space="preserve"> Твого́ </w:t>
+      </w:r>
+      <w:r>
+        <w:rPr>
+          <w:rFonts w:ascii="Times New Roman" w:hAnsi="Times New Roman"/>
+          <w:sz w:val="24"/>
+        </w:rPr>
+        <w:t>ра́ди</w:t>
+      </w:r>
+      <w:r>
+        <w:rPr>
+          <w:rFonts w:ascii="Times New Roman" w:hAnsi="Times New Roman"/>
+          <w:sz w:val="24"/>
+        </w:rPr>
+        <w:t>.</w:t>
+      </w:r>
+    </w:p>
+    <w:p>
+      <w:pPr>
+        <w:pStyle w:val="a"/>
+        <w:spacing w:after="120"/>
+      </w:pPr>
+      <w:r>
+        <w:rPr>
+          <w:rFonts w:ascii="Times New Roman" w:hAnsi="Times New Roman"/>
+          <w:sz w:val="24"/>
+        </w:rPr>
+        <w:t>Го́споди</w:t>
+      </w:r>
+      <w:r>
+        <w:rPr>
+          <w:rFonts w:ascii="Times New Roman" w:hAnsi="Times New Roman"/>
+          <w:sz w:val="24"/>
+        </w:rPr>
+        <w:t xml:space="preserve">, </w:t>
+      </w:r>
+      <w:r>
+        <w:rPr>
+          <w:rFonts w:ascii="Times New Roman" w:hAnsi="Times New Roman"/>
+          <w:sz w:val="24"/>
+        </w:rPr>
+        <w:t>поми́луй</w:t>
+      </w:r>
+      <w:r>
+        <w:rPr>
+          <w:rFonts w:ascii="Times New Roman" w:hAnsi="Times New Roman"/>
+          <w:sz w:val="24"/>
+        </w:rPr>
+        <w:t>. (3)</w:t>
+      </w:r>
+    </w:p>
+    <w:p>
+      <w:pPr>
+        <w:pStyle w:val="a"/>
+        <w:spacing w:after="120"/>
+      </w:pPr>
+      <w:r>
+        <w:rPr>
+          <w:rFonts w:ascii="Times New Roman" w:hAnsi="Times New Roman"/>
+          <w:sz w:val="24"/>
+        </w:rPr>
+        <w:t>Сла́ва</w:t>
+      </w:r>
+      <w:r>
+        <w:rPr>
+          <w:rFonts w:ascii="Times New Roman" w:hAnsi="Times New Roman"/>
+          <w:sz w:val="24"/>
+        </w:rPr>
+        <w:t xml:space="preserve"> Отцю́, і </w:t>
+      </w:r>
+      <w:r>
+        <w:rPr>
+          <w:rFonts w:ascii="Times New Roman" w:hAnsi="Times New Roman"/>
+          <w:sz w:val="24"/>
+        </w:rPr>
+        <w:t>Си́ну</w:t>
+      </w:r>
+      <w:r>
+        <w:rPr>
+          <w:rFonts w:ascii="Times New Roman" w:hAnsi="Times New Roman"/>
+          <w:sz w:val="24"/>
+        </w:rPr>
+        <w:t xml:space="preserve">, і </w:t>
+      </w:r>
+      <w:r>
+        <w:rPr>
+          <w:rFonts w:ascii="Times New Roman" w:hAnsi="Times New Roman"/>
+          <w:sz w:val="24"/>
+        </w:rPr>
+        <w:t>Свято́му</w:t>
+      </w:r>
+      <w:r>
+        <w:rPr>
+          <w:rFonts w:ascii="Times New Roman" w:hAnsi="Times New Roman"/>
+          <w:sz w:val="24"/>
+        </w:rPr>
+        <w:t xml:space="preserve"> </w:t>
+      </w:r>
+      <w:r>
+        <w:rPr>
+          <w:rFonts w:ascii="Times New Roman" w:hAnsi="Times New Roman"/>
+          <w:sz w:val="24"/>
+        </w:rPr>
+        <w:t>Ду́хові</w:t>
+      </w:r>
+      <w:r>
+        <w:rPr>
+          <w:rFonts w:ascii="Times New Roman" w:hAnsi="Times New Roman"/>
+          <w:sz w:val="24"/>
+        </w:rPr>
+        <w:t xml:space="preserve">,* і </w:t>
+      </w:r>
+      <w:r>
+        <w:rPr>
+          <w:rFonts w:ascii="Times New Roman" w:hAnsi="Times New Roman"/>
+          <w:sz w:val="24"/>
+        </w:rPr>
+        <w:t>ни́ні</w:t>
+      </w:r>
+      <w:r>
+        <w:rPr>
+          <w:rFonts w:ascii="Times New Roman" w:hAnsi="Times New Roman"/>
+          <w:sz w:val="24"/>
+        </w:rPr>
+        <w:t xml:space="preserve">, і </w:t>
+      </w:r>
+      <w:r>
+        <w:rPr>
+          <w:rFonts w:ascii="Times New Roman" w:hAnsi="Times New Roman"/>
+          <w:sz w:val="24"/>
+        </w:rPr>
+        <w:t>повсякча́с</w:t>
+      </w:r>
+      <w:r>
+        <w:rPr>
+          <w:rFonts w:ascii="Times New Roman" w:hAnsi="Times New Roman"/>
+          <w:sz w:val="24"/>
+        </w:rPr>
+        <w:t xml:space="preserve">, і на </w:t>
+      </w:r>
+      <w:r>
+        <w:rPr>
+          <w:rFonts w:ascii="Times New Roman" w:hAnsi="Times New Roman"/>
+          <w:sz w:val="24"/>
+        </w:rPr>
+        <w:t>ві́ки</w:t>
+      </w:r>
+      <w:r>
+        <w:rPr>
+          <w:rFonts w:ascii="Times New Roman" w:hAnsi="Times New Roman"/>
+          <w:sz w:val="24"/>
+        </w:rPr>
+        <w:t xml:space="preserve"> </w:t>
+      </w:r>
+      <w:r>
+        <w:rPr>
+          <w:rFonts w:ascii="Times New Roman" w:hAnsi="Times New Roman"/>
+          <w:sz w:val="24"/>
+        </w:rPr>
+        <w:t>вікі́в</w:t>
+      </w:r>
+      <w:r>
+        <w:rPr>
+          <w:rFonts w:ascii="Times New Roman" w:hAnsi="Times New Roman"/>
+          <w:sz w:val="24"/>
+        </w:rPr>
+        <w:t xml:space="preserve">. </w:t>
+      </w:r>
+      <w:r>
+        <w:rPr>
+          <w:rFonts w:ascii="Times New Roman" w:hAnsi="Times New Roman"/>
+          <w:sz w:val="24"/>
+        </w:rPr>
+        <w:t>Амі́нь</w:t>
+      </w:r>
+      <w:r>
+        <w:rPr>
+          <w:rFonts w:ascii="Times New Roman" w:hAnsi="Times New Roman"/>
+          <w:sz w:val="24"/>
+        </w:rPr>
+        <w:t>.</w:t>
+      </w:r>
+    </w:p>
+    <w:p>
+      <w:pPr>
+        <w:pStyle w:val="a"/>
+        <w:spacing w:after="120"/>
+      </w:pPr>
+      <w:r>
+        <w:rPr>
+          <w:rFonts w:ascii="Times New Roman" w:hAnsi="Times New Roman"/>
+          <w:sz w:val="24"/>
+        </w:rPr>
+        <w:t>О́тче</w:t>
+      </w:r>
+      <w:r>
+        <w:rPr>
+          <w:rFonts w:ascii="Times New Roman" w:hAnsi="Times New Roman"/>
+          <w:sz w:val="24"/>
+        </w:rPr>
+        <w:t xml:space="preserve"> наш, що єси́ на </w:t>
+      </w:r>
+      <w:r>
+        <w:rPr>
+          <w:rFonts w:ascii="Times New Roman" w:hAnsi="Times New Roman"/>
+          <w:sz w:val="24"/>
+        </w:rPr>
+        <w:t>небеса́х</w:t>
+      </w:r>
+      <w:r>
+        <w:rPr>
+          <w:rFonts w:ascii="Times New Roman" w:hAnsi="Times New Roman"/>
+          <w:sz w:val="24"/>
+        </w:rPr>
+        <w:t xml:space="preserve">,* </w:t>
+      </w:r>
+      <w:r>
+        <w:rPr>
+          <w:rFonts w:ascii="Times New Roman" w:hAnsi="Times New Roman"/>
+          <w:sz w:val="24"/>
+        </w:rPr>
+        <w:t>неха́й</w:t>
+      </w:r>
+      <w:r>
+        <w:rPr>
+          <w:rFonts w:ascii="Times New Roman" w:hAnsi="Times New Roman"/>
+          <w:sz w:val="24"/>
+        </w:rPr>
+        <w:t xml:space="preserve"> </w:t>
+      </w:r>
+      <w:r>
+        <w:rPr>
+          <w:rFonts w:ascii="Times New Roman" w:hAnsi="Times New Roman"/>
+          <w:sz w:val="24"/>
+        </w:rPr>
+        <w:t>святи́ться</w:t>
+      </w:r>
+      <w:r>
+        <w:rPr>
+          <w:rFonts w:ascii="Times New Roman" w:hAnsi="Times New Roman"/>
+          <w:sz w:val="24"/>
+        </w:rPr>
+        <w:t xml:space="preserve"> ім’я́ Твоє́,* </w:t>
+      </w:r>
+      <w:r>
+        <w:rPr>
+          <w:rFonts w:ascii="Times New Roman" w:hAnsi="Times New Roman"/>
+          <w:sz w:val="24"/>
+        </w:rPr>
+        <w:t>неха́й</w:t>
+      </w:r>
+      <w:r>
+        <w:rPr>
+          <w:rFonts w:ascii="Times New Roman" w:hAnsi="Times New Roman"/>
+          <w:sz w:val="24"/>
+        </w:rPr>
+        <w:t xml:space="preserve"> </w:t>
+      </w:r>
+      <w:r>
+        <w:rPr>
+          <w:rFonts w:ascii="Times New Roman" w:hAnsi="Times New Roman"/>
+          <w:sz w:val="24"/>
+        </w:rPr>
+        <w:t>при́йде</w:t>
+      </w:r>
+      <w:r>
+        <w:rPr>
+          <w:rFonts w:ascii="Times New Roman" w:hAnsi="Times New Roman"/>
+          <w:sz w:val="24"/>
+        </w:rPr>
+        <w:t xml:space="preserve"> </w:t>
+      </w:r>
+      <w:r>
+        <w:rPr>
+          <w:rFonts w:ascii="Times New Roman" w:hAnsi="Times New Roman"/>
+          <w:sz w:val="24"/>
+        </w:rPr>
+        <w:t>ца́рство</w:t>
+      </w:r>
+      <w:r>
+        <w:rPr>
+          <w:rFonts w:ascii="Times New Roman" w:hAnsi="Times New Roman"/>
+          <w:sz w:val="24"/>
+        </w:rPr>
+        <w:t xml:space="preserve"> Твоє́,* </w:t>
+      </w:r>
+      <w:r>
+        <w:rPr>
+          <w:rFonts w:ascii="Times New Roman" w:hAnsi="Times New Roman"/>
+          <w:sz w:val="24"/>
+        </w:rPr>
+        <w:t>неха́й</w:t>
+      </w:r>
+      <w:r>
+        <w:rPr>
+          <w:rFonts w:ascii="Times New Roman" w:hAnsi="Times New Roman"/>
+          <w:sz w:val="24"/>
+        </w:rPr>
+        <w:t xml:space="preserve"> </w:t>
+      </w:r>
+      <w:r>
+        <w:rPr>
+          <w:rFonts w:ascii="Times New Roman" w:hAnsi="Times New Roman"/>
+          <w:sz w:val="24"/>
+        </w:rPr>
+        <w:t>бу́де</w:t>
+      </w:r>
+      <w:r>
+        <w:rPr>
+          <w:rFonts w:ascii="Times New Roman" w:hAnsi="Times New Roman"/>
+          <w:sz w:val="24"/>
+        </w:rPr>
+        <w:t xml:space="preserve"> </w:t>
+      </w:r>
+      <w:r>
+        <w:rPr>
+          <w:rFonts w:ascii="Times New Roman" w:hAnsi="Times New Roman"/>
+          <w:sz w:val="24"/>
+        </w:rPr>
+        <w:t>во́ля</w:t>
+      </w:r>
+      <w:r>
+        <w:rPr>
+          <w:rFonts w:ascii="Times New Roman" w:hAnsi="Times New Roman"/>
+          <w:sz w:val="24"/>
+        </w:rPr>
+        <w:t xml:space="preserve"> Твоя́, як на </w:t>
+      </w:r>
+      <w:r>
+        <w:rPr>
+          <w:rFonts w:ascii="Times New Roman" w:hAnsi="Times New Roman"/>
+          <w:sz w:val="24"/>
+        </w:rPr>
+        <w:t>не́бі</w:t>
+      </w:r>
+      <w:r>
+        <w:rPr>
+          <w:rFonts w:ascii="Times New Roman" w:hAnsi="Times New Roman"/>
+          <w:sz w:val="24"/>
+        </w:rPr>
+        <w:t xml:space="preserve">, так і на землі́.* Хліб наш </w:t>
+      </w:r>
+      <w:r>
+        <w:rPr>
+          <w:rFonts w:ascii="Times New Roman" w:hAnsi="Times New Roman"/>
+          <w:sz w:val="24"/>
+        </w:rPr>
+        <w:t>насу́щний</w:t>
+      </w:r>
+      <w:r>
+        <w:rPr>
+          <w:rFonts w:ascii="Times New Roman" w:hAnsi="Times New Roman"/>
+          <w:sz w:val="24"/>
+        </w:rPr>
+        <w:t xml:space="preserve"> дай нам </w:t>
+      </w:r>
+      <w:r>
+        <w:rPr>
+          <w:rFonts w:ascii="Times New Roman" w:hAnsi="Times New Roman"/>
+          <w:sz w:val="24"/>
+        </w:rPr>
+        <w:t>сього́дні</w:t>
+      </w:r>
+      <w:r>
+        <w:rPr>
+          <w:rFonts w:ascii="Times New Roman" w:hAnsi="Times New Roman"/>
+          <w:sz w:val="24"/>
+        </w:rPr>
+        <w:t xml:space="preserve">;* і прости́ нам </w:t>
+      </w:r>
+      <w:r>
+        <w:rPr>
+          <w:rFonts w:ascii="Times New Roman" w:hAnsi="Times New Roman"/>
+          <w:sz w:val="24"/>
+        </w:rPr>
+        <w:t>прови́ни</w:t>
+      </w:r>
+      <w:r>
+        <w:rPr>
+          <w:rFonts w:ascii="Times New Roman" w:hAnsi="Times New Roman"/>
+          <w:sz w:val="24"/>
+        </w:rPr>
+        <w:t xml:space="preserve"> </w:t>
+      </w:r>
+      <w:r>
+        <w:rPr>
+          <w:rFonts w:ascii="Times New Roman" w:hAnsi="Times New Roman"/>
+          <w:sz w:val="24"/>
+        </w:rPr>
+        <w:t>на́ші</w:t>
+      </w:r>
+      <w:r>
+        <w:rPr>
+          <w:rFonts w:ascii="Times New Roman" w:hAnsi="Times New Roman"/>
+          <w:sz w:val="24"/>
+        </w:rPr>
+        <w:t xml:space="preserve">,* як і ми </w:t>
+      </w:r>
+      <w:r>
+        <w:rPr>
+          <w:rFonts w:ascii="Times New Roman" w:hAnsi="Times New Roman"/>
+          <w:sz w:val="24"/>
+        </w:rPr>
+        <w:t>проща́ємо</w:t>
+      </w:r>
+      <w:r>
+        <w:rPr>
+          <w:rFonts w:ascii="Times New Roman" w:hAnsi="Times New Roman"/>
+          <w:sz w:val="24"/>
+        </w:rPr>
+        <w:t xml:space="preserve"> </w:t>
+      </w:r>
+      <w:r>
+        <w:rPr>
+          <w:rFonts w:ascii="Times New Roman" w:hAnsi="Times New Roman"/>
+          <w:sz w:val="24"/>
+        </w:rPr>
+        <w:t>винува́тцям</w:t>
+      </w:r>
+      <w:r>
+        <w:rPr>
+          <w:rFonts w:ascii="Times New Roman" w:hAnsi="Times New Roman"/>
+          <w:sz w:val="24"/>
+        </w:rPr>
+        <w:t xml:space="preserve"> </w:t>
+      </w:r>
+      <w:r>
+        <w:rPr>
+          <w:rFonts w:ascii="Times New Roman" w:hAnsi="Times New Roman"/>
+          <w:sz w:val="24"/>
+        </w:rPr>
+        <w:t>на́шим</w:t>
+      </w:r>
+      <w:r>
+        <w:rPr>
+          <w:rFonts w:ascii="Times New Roman" w:hAnsi="Times New Roman"/>
+          <w:sz w:val="24"/>
+        </w:rPr>
+        <w:t xml:space="preserve">;* і не введи́ нас у </w:t>
+      </w:r>
+      <w:r>
+        <w:rPr>
+          <w:rFonts w:ascii="Times New Roman" w:hAnsi="Times New Roman"/>
+          <w:sz w:val="24"/>
+        </w:rPr>
+        <w:t>споку́су</w:t>
+      </w:r>
+      <w:r>
+        <w:rPr>
+          <w:rFonts w:ascii="Times New Roman" w:hAnsi="Times New Roman"/>
+          <w:sz w:val="24"/>
+        </w:rPr>
+        <w:t xml:space="preserve">,* але́ </w:t>
+      </w:r>
+      <w:r>
+        <w:rPr>
+          <w:rFonts w:ascii="Times New Roman" w:hAnsi="Times New Roman"/>
+          <w:sz w:val="24"/>
+        </w:rPr>
+        <w:t>ви́зволи</w:t>
+      </w:r>
+      <w:r>
+        <w:rPr>
+          <w:rFonts w:ascii="Times New Roman" w:hAnsi="Times New Roman"/>
+          <w:sz w:val="24"/>
+        </w:rPr>
+        <w:t xml:space="preserve"> нас від </w:t>
+      </w:r>
+      <w:r>
+        <w:rPr>
+          <w:rFonts w:ascii="Times New Roman" w:hAnsi="Times New Roman"/>
+          <w:sz w:val="24"/>
+        </w:rPr>
+        <w:t>лука́вого</w:t>
+      </w:r>
+      <w:r>
+        <w:rPr>
+          <w:rFonts w:ascii="Times New Roman" w:hAnsi="Times New Roman"/>
+          <w:sz w:val="24"/>
+        </w:rPr>
+        <w:t>.</w:t>
       </w:r>
     </w:p>
     <w:p>
@@ -21974,30 +23367,19 @@
       </w:pPr>
       <w:r>
         <w:rPr>
-          <w:rFonts w:ascii="Times New Roman" w:hAnsi="Times New Roman" w:cs="Times New Roman"/>
-          <w:i/>
-          <w:color w:val="FF0000"/>
-          <w:sz w:val="24"/>
-          <w:szCs w:val="24"/>
+          <w:rFonts w:ascii="Times New Roman" w:hAnsi="Times New Roman"/>
+          <w:i/>
+          <w:color w:val="FF4400"/>
+          <w:sz w:val="24"/>
         </w:rPr>
         <w:t>Священик:</w:t>
       </w:r>
       <w:r>
         <w:rPr>
-          <w:rFonts w:ascii="Times New Roman" w:hAnsi="Times New Roman" w:cs="Times New Roman"/>
-          <w:color w:val="FF0000"/>
-          <w:sz w:val="24"/>
-          <w:szCs w:val="24"/>
-        </w:rPr>
-        <w:t xml:space="preserve"> </w:t>
-      </w:r>
-      <w:r>
-        <w:rPr>
-          <w:rFonts w:ascii="Times New Roman" w:hAnsi="Times New Roman" w:cs="Times New Roman"/>
-          <w:sz w:val="24"/>
-          <w:szCs w:val="24"/>
-        </w:rPr>
-        <w:t>Благословенний Христос, Бог наш, завжди, нині і повсякчас, і на віки віків.</w:t>
+          <w:rFonts w:ascii="Times New Roman" w:hAnsi="Times New Roman"/>
+          <w:sz w:val="24"/>
+        </w:rPr>
+        <w:t xml:space="preserve"> Благословенний Христос, Бог наш, завжди, нині і повсякчас, і на віки віків.</w:t>
       </w:r>
     </w:p>
     <w:p>
@@ -22050,30 +23432,19 @@
       </w:pPr>
       <w:r>
         <w:rPr>
-          <w:rFonts w:ascii="Times New Roman" w:hAnsi="Times New Roman" w:cs="Times New Roman"/>
-          <w:i/>
-          <w:color w:val="FF0000"/>
-          <w:sz w:val="24"/>
-          <w:szCs w:val="24"/>
+          <w:rFonts w:ascii="Times New Roman" w:hAnsi="Times New Roman"/>
+          <w:i/>
+          <w:color w:val="FF4400"/>
+          <w:sz w:val="24"/>
         </w:rPr>
         <w:t>Священик:</w:t>
       </w:r>
       <w:r>
         <w:rPr>
-          <w:rFonts w:ascii="Times New Roman" w:hAnsi="Times New Roman" w:cs="Times New Roman"/>
-          <w:color w:val="FF0000"/>
-          <w:sz w:val="24"/>
-          <w:szCs w:val="24"/>
-        </w:rPr>
-        <w:t xml:space="preserve"> </w:t>
-      </w:r>
-      <w:r>
-        <w:rPr>
-          <w:rFonts w:ascii="Times New Roman" w:hAnsi="Times New Roman" w:cs="Times New Roman"/>
-          <w:sz w:val="24"/>
-          <w:szCs w:val="24"/>
-        </w:rPr>
-        <w:t>Пресвята Богородице, спаси нас.</w:t>
+          <w:rFonts w:ascii="Times New Roman" w:hAnsi="Times New Roman"/>
+          <w:sz w:val="24"/>
+        </w:rPr>
+        <w:t xml:space="preserve"> Пресвята Богородице, спаси нас.</w:t>
       </w:r>
     </w:p>
     <w:p>
@@ -22117,30 +23488,19 @@
       </w:pPr>
       <w:r>
         <w:rPr>
-          <w:rFonts w:ascii="Times New Roman" w:hAnsi="Times New Roman" w:cs="Times New Roman"/>
-          <w:i/>
-          <w:color w:val="FF0000"/>
-          <w:sz w:val="24"/>
-          <w:szCs w:val="24"/>
+          <w:rFonts w:ascii="Times New Roman" w:hAnsi="Times New Roman"/>
+          <w:i/>
+          <w:color w:val="FF4400"/>
+          <w:sz w:val="24"/>
         </w:rPr>
         <w:t>Священик:</w:t>
       </w:r>
       <w:r>
         <w:rPr>
-          <w:rFonts w:ascii="Times New Roman" w:hAnsi="Times New Roman" w:cs="Times New Roman"/>
-          <w:color w:val="FF0000"/>
-          <w:sz w:val="24"/>
-          <w:szCs w:val="24"/>
-        </w:rPr>
-        <w:t xml:space="preserve"> </w:t>
-      </w:r>
-      <w:r>
-        <w:rPr>
-          <w:rFonts w:ascii="Times New Roman" w:hAnsi="Times New Roman" w:cs="Times New Roman"/>
-          <w:sz w:val="24"/>
-          <w:szCs w:val="24"/>
-        </w:rPr>
-        <w:t>Слава тобі, Христе Боже, надіє наша, слава тобі!</w:t>
+          <w:rFonts w:ascii="Times New Roman" w:hAnsi="Times New Roman"/>
+          <w:sz w:val="24"/>
+        </w:rPr>
+        <w:t xml:space="preserve"> Слава тобі, Христе Боже, надіє наша, слава тобі!</w:t>
       </w:r>
     </w:p>
     <w:p>
@@ -22179,7 +23539,7 @@
           <w:sz w:val="24"/>
           <w:szCs w:val="24"/>
         </w:rPr>
-        <w:t>(3 р.)</w:t>
+        <w:t>(3 р.)</w:t>
       </w:r>
       <w:r>
         <w:rPr>
@@ -22200,68 +23560,37 @@
       </w:r>
     </w:p>
     <w:p>
-      <w:pPr>
-        <w:spacing w:after="120"/>
-        <w:jc w:val="both"/>
-        <w:rPr>
-          <w:rFonts w:ascii="Times New Roman" w:hAnsi="Times New Roman" w:cs="Times New Roman"/>
-          <w:sz w:val="24"/>
-          <w:szCs w:val="24"/>
-        </w:rPr>
-      </w:pPr>
-      <w:r>
-        <w:rPr>
-          <w:rFonts w:ascii="Times New Roman" w:hAnsi="Times New Roman" w:cs="Times New Roman"/>
-          <w:i/>
-          <w:color w:val="FF0000"/>
-          <w:sz w:val="24"/>
-          <w:szCs w:val="24"/>
+      <w:r>
+        <w:rPr>
+          <w:rFonts w:ascii="Times New Roman" w:hAnsi="Times New Roman"/>
+          <w:i/>
+          <w:color w:val="FF4400"/>
+          <w:sz w:val="24"/>
         </w:rPr>
         <w:t>Священик:</w:t>
       </w:r>
       <w:r>
         <w:rPr>
-          <w:rFonts w:ascii="Times New Roman" w:hAnsi="Times New Roman" w:cs="Times New Roman"/>
-          <w:sz w:val="24"/>
-          <w:szCs w:val="24"/>
-        </w:rPr>
-        <w:t xml:space="preserve"> Христос, що воскрес із мертвих, істинний Бог наш, молитвами пречистої своєї Матері, святих, славних і всехвальних апостолів, і святого </w:t>
-      </w:r>
-      <w:r>
-        <w:rPr>
-          <w:rFonts w:ascii="Times New Roman" w:hAnsi="Times New Roman" w:cs="Times New Roman"/>
-          <w:i/>
-          <w:color w:val="FF0000"/>
-          <w:sz w:val="24"/>
-          <w:szCs w:val="24"/>
-        </w:rPr>
-        <w:t>(ім'я, якого є храм)</w:t>
-      </w:r>
-      <w:r>
-        <w:rPr>
-          <w:rFonts w:ascii="Times New Roman" w:hAnsi="Times New Roman" w:cs="Times New Roman"/>
-          <w:sz w:val="24"/>
-          <w:szCs w:val="24"/>
-        </w:rPr>
-        <w:t xml:space="preserve">, і святого апостола Вартоломея, перенесення мощей якого </w:t>
-      </w:r>
-      <w:proofErr w:type="spellStart"/>
-      <w:r>
-        <w:rPr>
-          <w:rFonts w:ascii="Times New Roman" w:hAnsi="Times New Roman" w:cs="Times New Roman"/>
-          <w:sz w:val="24"/>
-          <w:szCs w:val="24"/>
-        </w:rPr>
-        <w:t>памʼять</w:t>
-      </w:r>
-      <w:proofErr w:type="spellEnd"/>
-      <w:r>
-        <w:rPr>
-          <w:rFonts w:ascii="Times New Roman" w:hAnsi="Times New Roman" w:cs="Times New Roman"/>
-          <w:sz w:val="24"/>
-          <w:szCs w:val="24"/>
-        </w:rPr>
-        <w:t xml:space="preserve"> святкуємо, і святого апостола Тита, і всіх святих, помилує і спасе нас, як благий і людинолюбний.</w:t>
+          <w:rFonts w:ascii="Times New Roman" w:hAnsi="Times New Roman"/>
+          <w:sz w:val="24"/>
+        </w:rPr>
+        <w:t xml:space="preserve"> Христос, що воскрес із мертвих, істинний Бог наш - молитвами пречистої Своєї Матері, святих славних і всехвальних апостолів, святого, </w:t>
+      </w:r>
+      <w:r>
+        <w:rPr>
+          <w:rFonts w:ascii="Times New Roman" w:hAnsi="Times New Roman"/>
+          <w:i/>
+          <w:color w:val="FF4400"/>
+          <w:sz w:val="24"/>
+        </w:rPr>
+        <w:t>якого є храм</w:t>
+      </w:r>
+      <w:r>
+        <w:rPr>
+          <w:rFonts w:ascii="Times New Roman" w:hAnsi="Times New Roman"/>
+          <w:sz w:val="24"/>
+        </w:rPr>
+        <w:t>, повернення мощів святого апостола Вартоломея, святого апостола Тита і всіх святих - помилує і спасе нас як благий і людинолюбний.</w:t>
       </w:r>
     </w:p>
     <w:p>
@@ -22355,7 +23684,7 @@
           <w:sz w:val="24"/>
           <w:szCs w:val="24"/>
         </w:rPr>
-        <w:t xml:space="preserve">(г. 6): </w:t>
+        <w:t xml:space="preserve">(г. 6): </w:t>
       </w:r>
       <w:r>
         <w:rPr>
@@ -22433,48 +23762,19 @@
       </w:pPr>
       <w:r>
         <w:rPr>
-          <w:rFonts w:ascii="Times New Roman" w:hAnsi="Times New Roman" w:cs="Times New Roman"/>
-          <w:i/>
-          <w:color w:val="FF0000"/>
-          <w:sz w:val="24"/>
-          <w:szCs w:val="24"/>
-        </w:rPr>
-        <w:t>Священик</w:t>
-      </w:r>
-      <w:r>
-        <w:rPr>
-          <w:rFonts w:ascii="Times New Roman" w:hAnsi="Times New Roman" w:cs="Times New Roman"/>
-          <w:color w:val="FF0000"/>
-          <w:sz w:val="24"/>
-          <w:szCs w:val="24"/>
-        </w:rPr>
-        <w:t xml:space="preserve">: </w:t>
-      </w:r>
-      <w:r>
-        <w:rPr>
-          <w:rFonts w:ascii="Times New Roman" w:hAnsi="Times New Roman" w:cs="Times New Roman"/>
-          <w:sz w:val="24"/>
-          <w:szCs w:val="24"/>
-        </w:rPr>
-        <w:t xml:space="preserve">Слава святій, </w:t>
-      </w:r>
-      <w:proofErr w:type="spellStart"/>
-      <w:r>
-        <w:rPr>
-          <w:rFonts w:ascii="Times New Roman" w:hAnsi="Times New Roman" w:cs="Times New Roman"/>
-          <w:sz w:val="24"/>
-          <w:szCs w:val="24"/>
-        </w:rPr>
-        <w:t>одноістотній</w:t>
-      </w:r>
-      <w:proofErr w:type="spellEnd"/>
-      <w:r>
-        <w:rPr>
-          <w:rFonts w:ascii="Times New Roman" w:hAnsi="Times New Roman" w:cs="Times New Roman"/>
-          <w:sz w:val="24"/>
-          <w:szCs w:val="24"/>
-        </w:rPr>
-        <w:t>, животворящій і нероздільній Тройці, завжди, нині і повсякчас, і на віки віків.</w:t>
+          <w:rFonts w:ascii="Times New Roman" w:hAnsi="Times New Roman"/>
+          <w:i/>
+          <w:color w:val="FF4400"/>
+          <w:sz w:val="24"/>
+        </w:rPr>
+        <w:t>Священик:</w:t>
+      </w:r>
+      <w:r>
+        <w:rPr>
+          <w:rFonts w:ascii="Times New Roman" w:hAnsi="Times New Roman"/>
+          <w:sz w:val="24"/>
+        </w:rPr>
+        <w:t xml:space="preserve"> Слава святій, одноістотній, животворящій і нероздільній Тройці, завжди, нині і повсякчас, і на віки віків.</w:t>
       </w:r>
     </w:p>
     <w:p>
@@ -22533,7 +23833,7 @@
           <w:sz w:val="24"/>
           <w:szCs w:val="24"/>
         </w:rPr>
-        <w:t>(3 р.)</w:t>
+        <w:t>(3 р.)</w:t>
       </w:r>
       <w:r>
         <w:rPr>
@@ -22572,7 +23872,7 @@
           <w:sz w:val="24"/>
           <w:szCs w:val="24"/>
         </w:rPr>
-        <w:t>(2 р.)</w:t>
+        <w:t>(2 р.)</w:t>
       </w:r>
       <w:r>
         <w:rPr>
@@ -25026,7 +26326,7 @@
           <w:sz w:val="24"/>
           <w:szCs w:val="24"/>
         </w:rPr>
-        <w:t>(3 р.)</w:t>
+        <w:t>(3 р.)</w:t>
       </w:r>
     </w:p>
     <w:p>
@@ -25138,7 +26438,7 @@
           <w:sz w:val="24"/>
           <w:szCs w:val="24"/>
         </w:rPr>
-        <w:t>1. </w:t>
+        <w:t xml:space="preserve">1. </w:t>
       </w:r>
       <w:r>
         <w:rPr>
@@ -25188,7 +26488,7 @@
           <w:sz w:val="24"/>
           <w:szCs w:val="24"/>
         </w:rPr>
-        <w:t>2. </w:t>
+        <w:t xml:space="preserve">2. </w:t>
       </w:r>
       <w:r>
         <w:rPr>
@@ -25247,7 +26547,7 @@
           <w:sz w:val="24"/>
           <w:szCs w:val="24"/>
         </w:rPr>
-        <w:t xml:space="preserve"> Від ночі лине дух наш до тебе, Боже, бо світлом є повеління твої. Навчи нас, Боже, правди твоєї, заповідей твоїх і виправдань твоїх. Просвіти наші духовні очі, щоб ми не заснули в гріхах на смерть. Віджени всяку мряку від сердець наших, даруй нам сонце правди і </w:t>
+        <w:t xml:space="preserve"> Від ночі лине дух наш до тебе, Боже, бо світлом є повеління твої. Навчи нас, Боже, правди твоєї, заповідей твоїх і виправдань твоїх. Просвіти наші духовні очі, щоб ми не заснули в гріхах на смерть. Віджени всяку мряку від сердець наших, даруй нам сонце правди і </w:t>
       </w:r>
       <w:r>
         <w:rPr>
@@ -25287,7 +26587,7 @@
           <w:sz w:val="24"/>
           <w:szCs w:val="24"/>
         </w:rPr>
-        <w:t xml:space="preserve"> Владико, Боже святий і неосяжний, що казав із темряви світлові засіяти, що заспокоїв нас у нічному сні й підвів до величання і моління твоєї доброти! Ти, що даєш себе умолити задля свого милосердя, прийми і нині нас, що поклоняємося тобі й по силі дякуємо тобі; і даруй нам те, чого просимо задля спасіння. Вчини нас синами світла і дня та спадкоємцями вічних твоїх дібр. Пом'яни, Господи, за багатством </w:t>
+        <w:t xml:space="preserve"> Владико, Боже святий і неосяжний, що казав із темряви світлові засіяти, що заспокоїв нас у нічному сні й підвів до величання і моління твоєї доброти! Ти, що даєш себе умолити задля свого милосердя, прийми і нині нас, що поклоняємося тобі й по силі дякуємо тобі; і даруй нам те, чого просимо задля спасіння. Вчини нас синами світла і дня та спадкоємцями вічних твоїх дібр. Пом'яни, Господи, за багатством </w:t>
       </w:r>
       <w:proofErr w:type="spellStart"/>
       <w:r>
@@ -25397,7 +26697,7 @@
           <w:sz w:val="24"/>
           <w:szCs w:val="24"/>
         </w:rPr>
-        <w:t xml:space="preserve"> Скарбе добра, джерело невисихаюче, Отче святий, чудотворче всесильний і вседержителю! Усі тобі поклоняємося і тобі молимося та твої милості і твої ласки призиваємо на поміч і на заступництво нашій смиренності. Пом'яни, Господи, слуг твоїх, прийми від усіх нас ранішні моління, як кадило перед тобою; ні одного з нас не вчини нездатним, але всіх нас зберігай ласками твоїми. Пом'яни, Господи, тих, що чувають і співають на славу твою і єдинородного твого Сина і Бога нашого, і Святого твого Духа. Будь їм помічником і заступником; прийми їх молитви на </w:t>
+        <w:t xml:space="preserve"> Скарбе добра, джерело невисихаюче, Отче святий, чудотворче всесильний і вседержителю! Усі тобі поклоняємося і тобі молимося та твої милості і твої ласки призиваємо на поміч і на заступництво нашій смиренності. Пом'яни, Господи, слуг твоїх, прийми від усіх нас ранішні моління, як кадило перед тобою; ні одного з нас не вчини нездатним, але всіх нас зберігай ласками твоїми. Пом'яни, Господи, тих, що чувають і співають на славу твою і єдинородного твого Сина і Бога нашого, і Святого твого Духа. Будь їм помічником і заступником; прийми їх молитви на </w:t>
       </w:r>
       <w:proofErr w:type="spellStart"/>
       <w:r>
@@ -25438,7 +26738,7 @@
           <w:sz w:val="24"/>
           <w:szCs w:val="24"/>
         </w:rPr>
-        <w:t>6. </w:t>
+        <w:t xml:space="preserve">6. </w:t>
       </w:r>
       <w:r>
         <w:rPr>
@@ -25477,7 +26777,7 @@
           <w:sz w:val="24"/>
           <w:szCs w:val="24"/>
         </w:rPr>
-        <w:t xml:space="preserve"> Боже й Отче Господа нашого Ісуса Христа! Ти підніс нас з постелі нашої і зібрав на годину молитви. Дай нам ласку відкрити уста наші і прийми наші подяки, що в наших силах, і навчи нас установ твоїх. Бо молитися як слід не вміємо, якщо ти, Господи, святим твоїм Духом не навчиш нас. Тому молимося тобі: Даруй і прости, якщо ми згрішили аж до теперішньої години словом або ділом, або думкою, добровільно або недобровільно. Бо коли на провини будеш дивитися, Господи, Господи, то хто встоїться, бо в тебе є прощення. Ти один святий, </w:t>
+        <w:t xml:space="preserve"> Боже й Отче Господа нашого Ісуса Христа! Ти підніс нас з постелі нашої і зібрав на годину молитви. Дай нам ласку відкрити уста наші і прийми наші подяки, що в наших силах, і навчи нас установ твоїх. Бо молитися як слід не вміємо, якщо ти, Господи, святим твоїм Духом не навчиш нас. Тому молимося тобі: Даруй і прости, якщо ми згрішили аж до теперішньої години словом або ділом, або думкою, добровільно або недобровільно. Бо коли на провини будеш дивитися, Господи, Господи, то хто встоїться, бо в тебе є прощення. Ти один святий, </w:t>
       </w:r>
       <w:proofErr w:type="spellStart"/>
       <w:r>
@@ -25538,7 +26838,7 @@
           <w:sz w:val="24"/>
           <w:szCs w:val="24"/>
         </w:rPr>
-        <w:t>8. </w:t>
+        <w:t xml:space="preserve">8. </w:t>
       </w:r>
       <w:r>
         <w:rPr>
@@ -25597,7 +26897,7 @@
           <w:sz w:val="24"/>
           <w:szCs w:val="24"/>
         </w:rPr>
-        <w:t xml:space="preserve"> Господи, Боже наш! Ти за покаяння дарував людям відпущення, нам же, як образ пізнання і визнання гріхів, показав покаяння і прощення пророка Давида. Тож, Владико, </w:t>
+        <w:t xml:space="preserve"> Господи, Боже наш! Ти за покаяння дарував людям відпущення, нам же, як образ пізнання і визнання гріхів, показав покаяння і прощення пророка Давида. Тож, Владико, </w:t>
       </w:r>
       <w:r>
         <w:rPr>
@@ -25685,28 +26985,28 @@
           <w:sz w:val="24"/>
           <w:szCs w:val="24"/>
         </w:rPr>
-        <w:t> Боже, Боже наш! Ти сотворив розумні й духовні сили своєю волею. Тебе просимо й тобі молимося: Прийми наші посильні величання з усіма твоїми творіннями і збагати щедрими даруваннями твоєї ласки. Бо перед тобою згинається всяке коліно: на небі, на землі й під землею, і все, що живе, і все створіння оспівує неосяжну твою славу, бо ти Бог правдивий і вельми милостивий. Тебе бо хвалять усі небесні сили, і тобі славу віддаємо: Отцю, і Сину, і Святому Духові, нині і повсякчас, і на віки віків. Амінь.</w:t>
-      </w:r>
-    </w:p>
-    <w:p>
-      <w:pPr>
-        <w:spacing w:after="120"/>
-        <w:jc w:val="both"/>
-        <w:rPr>
-          <w:rFonts w:ascii="Times New Roman" w:hAnsi="Times New Roman" w:cs="Times New Roman"/>
-          <w:color w:val="FF0000"/>
-          <w:sz w:val="24"/>
-          <w:szCs w:val="24"/>
-        </w:rPr>
-      </w:pPr>
-      <w:r>
-        <w:rPr>
-          <w:rFonts w:ascii="Times New Roman" w:hAnsi="Times New Roman" w:cs="Times New Roman"/>
-          <w:color w:val="FF0000"/>
-          <w:sz w:val="24"/>
-          <w:szCs w:val="24"/>
-        </w:rPr>
-        <w:t>11. </w:t>
+        <w:t xml:space="preserve"> Боже, Боже наш! Ти сотворив розумні й духовні сили своєю волею. Тебе просимо й тобі молимося: Прийми наші посильні величання з усіма твоїми творіннями і збагати щедрими даруваннями твоєї ласки. Бо перед тобою згинається всяке коліно: на небі, на землі й під землею, і все, що живе, і все створіння оспівує неосяжну твою славу, бо ти Бог правдивий і вельми милостивий. Тебе бо хвалять усі небесні сили, і тобі славу віддаємо: Отцю, і Сину, і Святому Духові, нині і повсякчас, і на віки віків. Амінь.</w:t>
+      </w:r>
+    </w:p>
+    <w:p>
+      <w:pPr>
+        <w:spacing w:after="120"/>
+        <w:jc w:val="both"/>
+        <w:rPr>
+          <w:rFonts w:ascii="Times New Roman" w:hAnsi="Times New Roman" w:cs="Times New Roman"/>
+          <w:color w:val="FF0000"/>
+          <w:sz w:val="24"/>
+          <w:szCs w:val="24"/>
+        </w:rPr>
+      </w:pPr>
+      <w:r>
+        <w:rPr>
+          <w:rFonts w:ascii="Times New Roman" w:hAnsi="Times New Roman" w:cs="Times New Roman"/>
+          <w:color w:val="FF0000"/>
+          <w:sz w:val="24"/>
+          <w:szCs w:val="24"/>
+        </w:rPr>
+        <w:t xml:space="preserve">11. </w:t>
       </w:r>
       <w:r>
         <w:rPr>
@@ -28845,7 +30145,7 @@
           <w:sz w:val="24"/>
           <w:szCs w:val="24"/>
         </w:rPr>
-        <w:t>(3 р.)</w:t>
+        <w:t>(3 р.)</w:t>
       </w:r>
     </w:p>
     <w:p>
@@ -29168,30 +30468,19 @@
       </w:pPr>
       <w:r>
         <w:rPr>
-          <w:rFonts w:ascii="Times New Roman" w:hAnsi="Times New Roman" w:cs="Times New Roman"/>
-          <w:i/>
-          <w:color w:val="FF0000"/>
-          <w:sz w:val="24"/>
-          <w:szCs w:val="24"/>
-        </w:rPr>
-        <w:t>Священик: </w:t>
-      </w:r>
-      <w:r>
-        <w:rPr>
-          <w:rFonts w:ascii="Times New Roman" w:hAnsi="Times New Roman" w:cs="Times New Roman"/>
-          <w:color w:val="000000"/>
-          <w:sz w:val="24"/>
-          <w:szCs w:val="24"/>
-        </w:rPr>
-        <w:t>Бо благословилося ім'я Твоє і прославилося царство Твоє, Отця, і Сина, і Святого Духа</w:t>
-      </w:r>
-      <w:r>
-        <w:rPr>
-          <w:rFonts w:ascii="Times New Roman" w:hAnsi="Times New Roman" w:cs="Times New Roman"/>
-          <w:sz w:val="24"/>
-          <w:szCs w:val="24"/>
-        </w:rPr>
-        <w:t>, нині і повсякчас, і на віки віків.</w:t>
+          <w:rFonts w:ascii="Times New Roman" w:hAnsi="Times New Roman"/>
+          <w:i/>
+          <w:color w:val="FF4400"/>
+          <w:sz w:val="24"/>
+        </w:rPr>
+        <w:t>Священик:</w:t>
+      </w:r>
+      <w:r>
+        <w:rPr>
+          <w:rFonts w:ascii="Times New Roman" w:hAnsi="Times New Roman"/>
+          <w:sz w:val="24"/>
+        </w:rPr>
+        <w:t xml:space="preserve"> Бо благословилося ім'я Твоє і прославилося царство Твоє, Отця, і Сина, і Святого Духа, нині і повсякчас, і на віки віків.</w:t>
       </w:r>
     </w:p>
     <w:p>
@@ -29698,7 +30987,7 @@
           <w:sz w:val="24"/>
           <w:szCs w:val="24"/>
         </w:rPr>
-        <w:t>Усякий, хто відходить до матері своєї – землі, знову повернеться, щоб прийняти страждання або почесті за прожите життя.</w:t>
+        <w:t>Усякий, хто відходить до матері своєї – землі, знову повернеться, щоб прийняти страждання або почесті за прожите життя.</w:t>
       </w:r>
     </w:p>
     <w:p>
@@ -29737,7 +31026,7 @@
           <w:sz w:val="24"/>
           <w:szCs w:val="24"/>
         </w:rPr>
-        <w:t xml:space="preserve">Від Святого Духа – </w:t>
+        <w:t xml:space="preserve">Від Святого Духа – </w:t>
       </w:r>
       <w:proofErr w:type="spellStart"/>
       <w:r>
@@ -29757,7 +31046,7 @@
           <w:sz w:val="24"/>
           <w:szCs w:val="24"/>
         </w:rPr>
-        <w:t xml:space="preserve">, Він – Трисвята Одиниця; Безначальний Отець, від Нього народжується Син </w:t>
+        <w:t xml:space="preserve">, Він – Трисвята Одиниця; Безначальний Отець, від Нього народжується Син </w:t>
       </w:r>
       <w:proofErr w:type="spellStart"/>
       <w:r>
@@ -30049,19 +31338,17 @@
       </w:pPr>
       <w:r>
         <w:rPr>
-          <w:rFonts w:ascii="Times New Roman" w:hAnsi="Times New Roman" w:cs="Times New Roman"/>
-          <w:i/>
-          <w:color w:val="FF0000"/>
-          <w:sz w:val="24"/>
-          <w:szCs w:val="24"/>
+          <w:rFonts w:ascii="Times New Roman" w:hAnsi="Times New Roman"/>
+          <w:i/>
+          <w:color w:val="FF4400"/>
+          <w:sz w:val="24"/>
         </w:rPr>
         <w:t>Священик:</w:t>
       </w:r>
       <w:r>
         <w:rPr>
-          <w:rFonts w:ascii="Times New Roman" w:hAnsi="Times New Roman" w:cs="Times New Roman"/>
-          <w:sz w:val="24"/>
-          <w:szCs w:val="24"/>
+          <w:rFonts w:ascii="Times New Roman" w:hAnsi="Times New Roman"/>
+          <w:sz w:val="24"/>
         </w:rPr>
         <w:t xml:space="preserve"> Мир всім.</w:t>
       </w:r>
@@ -30343,6 +31630,7 @@
     </w:p>
     <w:p>
       <w:pPr>
+        <w:pStyle w:val="a"/>
         <w:spacing w:after="120"/>
       </w:pPr>
       <w:r>
@@ -30360,15 +31648,7 @@
           <w:color w:val="000000"/>
           <w:sz w:val="24"/>
         </w:rPr>
-        <w:t xml:space="preserve"> Бо Ти святий єси, Боже наш, і в святині перебуваєш, і ми Тобі славу віддаємо: Отцю, і Сину, і Свят</w:t>
-      </w:r>
-      <w:r>
-        <w:rPr>
-          <w:rFonts w:ascii="Times New Roman" w:hAnsi="Times New Roman"/>
-          <w:color w:val="000000"/>
-          <w:sz w:val="24"/>
-        </w:rPr>
-        <w:t>ому Духові, нині і повсякчас, і на віки віків.</w:t>
+        <w:t xml:space="preserve"> Бо Ти святий єси, Боже наш, і в святині перебуваєш, і ми Тобі славу віддаємо: Отцю, і Сину, і Святому Духові, нині і повсякчас, і на віки віків.</w:t>
       </w:r>
     </w:p>
     <w:p>
@@ -30620,7 +31900,7 @@
           <w:sz w:val="24"/>
           <w:szCs w:val="24"/>
         </w:rPr>
-        <w:t>(3 р.)</w:t>
+        <w:t>(3 р.)</w:t>
       </w:r>
       <w:r>
         <w:rPr>
@@ -30663,30 +31943,19 @@
       </w:pPr>
       <w:r>
         <w:rPr>
-          <w:rFonts w:ascii="Times New Roman" w:hAnsi="Times New Roman" w:cs="Times New Roman"/>
-          <w:i/>
-          <w:color w:val="FF0000"/>
-          <w:sz w:val="24"/>
-          <w:szCs w:val="24"/>
+          <w:rFonts w:ascii="Times New Roman" w:hAnsi="Times New Roman"/>
+          <w:i/>
+          <w:color w:val="FF4400"/>
+          <w:sz w:val="24"/>
         </w:rPr>
         <w:t>Священик:</w:t>
       </w:r>
       <w:r>
         <w:rPr>
-          <w:rFonts w:ascii="Times New Roman" w:hAnsi="Times New Roman" w:cs="Times New Roman"/>
-          <w:color w:val="FF0000"/>
-          <w:sz w:val="24"/>
-          <w:szCs w:val="24"/>
-        </w:rPr>
-        <w:t xml:space="preserve"> </w:t>
-      </w:r>
-      <w:r>
-        <w:rPr>
-          <w:rFonts w:ascii="Times New Roman" w:hAnsi="Times New Roman" w:cs="Times New Roman"/>
-          <w:sz w:val="24"/>
-          <w:szCs w:val="24"/>
-        </w:rPr>
-        <w:t>Мир всім!</w:t>
+          <w:rFonts w:ascii="Times New Roman" w:hAnsi="Times New Roman"/>
+          <w:sz w:val="24"/>
+        </w:rPr>
+        <w:t xml:space="preserve"> Мир всім!</w:t>
       </w:r>
     </w:p>
     <w:p>
@@ -30730,30 +31999,19 @@
       </w:pPr>
       <w:r>
         <w:rPr>
-          <w:rFonts w:ascii="Times New Roman" w:hAnsi="Times New Roman" w:cs="Times New Roman"/>
-          <w:i/>
-          <w:color w:val="FF0000"/>
-          <w:sz w:val="24"/>
-          <w:szCs w:val="24"/>
+          <w:rFonts w:ascii="Times New Roman" w:hAnsi="Times New Roman"/>
+          <w:i/>
+          <w:color w:val="FF4400"/>
+          <w:sz w:val="24"/>
         </w:rPr>
         <w:t>Священик:</w:t>
       </w:r>
       <w:r>
         <w:rPr>
-          <w:rFonts w:ascii="Times New Roman" w:hAnsi="Times New Roman" w:cs="Times New Roman"/>
-          <w:color w:val="FF0000"/>
-          <w:sz w:val="24"/>
-          <w:szCs w:val="24"/>
-        </w:rPr>
-        <w:t xml:space="preserve"> </w:t>
-      </w:r>
-      <w:r>
-        <w:rPr>
-          <w:rFonts w:ascii="Times New Roman" w:hAnsi="Times New Roman" w:cs="Times New Roman"/>
-          <w:sz w:val="24"/>
-          <w:szCs w:val="24"/>
-        </w:rPr>
-        <w:t>Від Івана святого Євангелія читання.</w:t>
+          <w:rFonts w:ascii="Times New Roman" w:hAnsi="Times New Roman"/>
+          <w:sz w:val="24"/>
+        </w:rPr>
+        <w:t xml:space="preserve"> Від Івана святого Євангелія читання.</w:t>
       </w:r>
     </w:p>
     <w:p>
@@ -30947,7 +32205,7 @@
           <w:sz w:val="24"/>
           <w:szCs w:val="24"/>
         </w:rPr>
-        <w:t xml:space="preserve">(г. 6): </w:t>
+        <w:t xml:space="preserve">(г. 6): </w:t>
       </w:r>
       <w:r>
         <w:rPr>
@@ -31592,7 +32850,7 @@
           <w:sz w:val="24"/>
           <w:szCs w:val="24"/>
         </w:rPr>
-        <w:t>(г. 6):</w:t>
+        <w:t>(г. 6):</w:t>
       </w:r>
       <w:r>
         <w:rPr>
@@ -33444,7 +34702,7 @@
           <w:sz w:val="24"/>
           <w:szCs w:val="24"/>
         </w:rPr>
-        <w:t>(12 р.)</w:t>
+        <w:t>(12 р.)</w:t>
       </w:r>
       <w:r>
         <w:rPr>
@@ -33652,7 +34910,7 @@
           <w:sz w:val="24"/>
           <w:szCs w:val="24"/>
         </w:rPr>
-        <w:t> </w:t>
+        <w:t xml:space="preserve"> </w:t>
       </w:r>
       <w:r>
         <w:rPr>
@@ -33915,7 +35173,7 @@
           <w:sz w:val="24"/>
           <w:szCs w:val="24"/>
         </w:rPr>
-        <w:t>Ірмос 3</w:t>
+        <w:t>Ірмос 3</w:t>
       </w:r>
       <w:r>
         <w:rPr>
@@ -34465,8 +35723,7 @@
           <w:sz w:val="24"/>
           <w:szCs w:val="24"/>
         </w:rPr>
-        <w:lastRenderedPageBreak/>
-        <w:t>Священник: </w:t>
+        <w:t xml:space="preserve">Священник: </w:t>
       </w:r>
       <w:r>
         <w:rPr>
@@ -34554,7 +35811,7 @@
           <w:sz w:val="24"/>
           <w:szCs w:val="24"/>
         </w:rPr>
-        <w:t>Ірмос 4</w:t>
+        <w:t>Ірмос 4</w:t>
       </w:r>
       <w:r>
         <w:rPr>
@@ -34861,7 +36118,7 @@
           <w:sz w:val="24"/>
           <w:szCs w:val="24"/>
         </w:rPr>
-        <w:t>Ірмос 5</w:t>
+        <w:t>Ірмос 5</w:t>
       </w:r>
       <w:r>
         <w:rPr>
@@ -35112,7 +36369,7 @@
           <w:sz w:val="24"/>
           <w:szCs w:val="24"/>
         </w:rPr>
-        <w:t>Ірмос 6</w:t>
+        <w:t>Ірмос 6</w:t>
       </w:r>
       <w:r>
         <w:rPr>
@@ -35680,7 +36937,7 @@
           <w:sz w:val="24"/>
           <w:szCs w:val="24"/>
         </w:rPr>
-        <w:t>Священник: </w:t>
+        <w:t xml:space="preserve">Священник: </w:t>
       </w:r>
       <w:r>
         <w:rPr>
@@ -35814,7 +37071,7 @@
           <w:sz w:val="24"/>
           <w:szCs w:val="24"/>
         </w:rPr>
-        <w:t>Ірмос 7</w:t>
+        <w:t>Ірмос 7</w:t>
       </w:r>
       <w:r>
         <w:rPr>
@@ -36121,7 +37378,7 @@
           <w:sz w:val="24"/>
           <w:szCs w:val="24"/>
         </w:rPr>
-        <w:t>Ірмос 8</w:t>
+        <w:t>Ірмос 8</w:t>
       </w:r>
       <w:r>
         <w:rPr>
@@ -37295,30 +38552,19 @@
       </w:pPr>
       <w:r>
         <w:rPr>
-          <w:rFonts w:ascii="Times New Roman" w:hAnsi="Times New Roman" w:cs="Times New Roman"/>
-          <w:i/>
-          <w:color w:val="FF0000"/>
-          <w:sz w:val="24"/>
-          <w:szCs w:val="24"/>
-        </w:rPr>
-        <w:t>Священик: </w:t>
-      </w:r>
-      <w:r>
-        <w:rPr>
-          <w:rFonts w:ascii="Times New Roman" w:hAnsi="Times New Roman" w:cs="Times New Roman"/>
-          <w:color w:val="000000"/>
-          <w:sz w:val="24"/>
-          <w:szCs w:val="24"/>
-        </w:rPr>
-        <w:t>Бо Тебе хвалять усі сили небесні і Тобі славу возсилаємо: Отцю, і Сину, і Святому Духові</w:t>
-      </w:r>
-      <w:r>
-        <w:rPr>
-          <w:rFonts w:ascii="Times New Roman" w:hAnsi="Times New Roman" w:cs="Times New Roman"/>
-          <w:sz w:val="24"/>
-          <w:szCs w:val="24"/>
-        </w:rPr>
-        <w:t>, нині і повсякчас, і на віки віків.</w:t>
+          <w:rFonts w:ascii="Times New Roman" w:hAnsi="Times New Roman"/>
+          <w:i/>
+          <w:color w:val="FF4400"/>
+          <w:sz w:val="24"/>
+        </w:rPr>
+        <w:t>Священик:</w:t>
+      </w:r>
+      <w:r>
+        <w:rPr>
+          <w:rFonts w:ascii="Times New Roman" w:hAnsi="Times New Roman"/>
+          <w:sz w:val="24"/>
+        </w:rPr>
+        <w:t xml:space="preserve"> Бо Тебе хвалять усі сили небесні і Тобі славу возсилаємо: Отцю, і Сину, і Святому Духові, нині і повсякчас, і на віки віків.</w:t>
       </w:r>
     </w:p>
     <w:p>
@@ -38800,7 +40046,7 @@
           <w:sz w:val="24"/>
           <w:szCs w:val="24"/>
         </w:rPr>
-        <w:t>(г. 5):</w:t>
+        <w:t>(г. 5):</w:t>
       </w:r>
       <w:r>
         <w:rPr>
@@ -38846,7 +40092,7 @@
           <w:sz w:val="24"/>
           <w:szCs w:val="24"/>
         </w:rPr>
-        <w:t>(г. 2):</w:t>
+        <w:t>(г. 2):</w:t>
       </w:r>
       <w:r>
         <w:rPr>
@@ -38998,20 +40244,17 @@
       </w:pPr>
       <w:r>
         <w:rPr>
-          <w:rFonts w:ascii="Times New Roman" w:hAnsi="Times New Roman" w:cs="Times New Roman"/>
-          <w:i/>
-          <w:color w:val="FF0000"/>
-          <w:sz w:val="24"/>
-          <w:szCs w:val="24"/>
+          <w:rFonts w:ascii="Times New Roman" w:hAnsi="Times New Roman"/>
+          <w:i/>
+          <w:color w:val="FF4400"/>
+          <w:sz w:val="24"/>
         </w:rPr>
         <w:t>Священик:</w:t>
       </w:r>
       <w:r>
         <w:rPr>
-          <w:rFonts w:ascii="Times New Roman" w:hAnsi="Times New Roman" w:cs="Times New Roman"/>
-          <w:color w:val="000000"/>
-          <w:sz w:val="24"/>
-          <w:szCs w:val="24"/>
+          <w:rFonts w:ascii="Times New Roman" w:hAnsi="Times New Roman"/>
+          <w:sz w:val="24"/>
         </w:rPr>
         <w:t xml:space="preserve"> Слава Тобі, що Світло нам показав! </w:t>
       </w:r>
@@ -39464,7 +40707,7 @@
           <w:sz w:val="24"/>
           <w:szCs w:val="24"/>
         </w:rPr>
-        <w:t>(3 р.)</w:t>
+        <w:t>(3 р.)</w:t>
       </w:r>
     </w:p>
     <w:p>
@@ -40852,71 +42095,19 @@
       </w:pPr>
       <w:r>
         <w:rPr>
-          <w:rFonts w:ascii="Times New Roman" w:hAnsi="Times New Roman" w:cs="Times New Roman"/>
-          <w:i/>
-          <w:color w:val="FF0000"/>
-          <w:sz w:val="24"/>
-          <w:szCs w:val="24"/>
+          <w:rFonts w:ascii="Times New Roman" w:hAnsi="Times New Roman"/>
+          <w:i/>
+          <w:color w:val="FF4400"/>
+          <w:sz w:val="24"/>
         </w:rPr>
         <w:t>Священик:</w:t>
       </w:r>
       <w:r>
         <w:rPr>
-          <w:rFonts w:ascii="Times New Roman" w:hAnsi="Times New Roman" w:cs="Times New Roman"/>
-          <w:color w:val="FF0000"/>
-          <w:sz w:val="24"/>
-          <w:szCs w:val="24"/>
-        </w:rPr>
-        <w:t xml:space="preserve"> </w:t>
-      </w:r>
-      <w:r>
-        <w:rPr>
-          <w:rFonts w:ascii="Times New Roman" w:hAnsi="Times New Roman" w:cs="Times New Roman"/>
-          <w:color w:val="000000"/>
-          <w:sz w:val="24"/>
-          <w:szCs w:val="24"/>
-        </w:rPr>
-        <w:t xml:space="preserve">Бо Ти – Бог милости, </w:t>
-      </w:r>
-      <w:proofErr w:type="spellStart"/>
-      <w:r>
-        <w:rPr>
-          <w:rFonts w:ascii="Times New Roman" w:hAnsi="Times New Roman" w:cs="Times New Roman"/>
-          <w:color w:val="000000"/>
-          <w:sz w:val="24"/>
-          <w:szCs w:val="24"/>
-        </w:rPr>
-        <w:t>ласк</w:t>
-      </w:r>
-      <w:proofErr w:type="spellEnd"/>
-      <w:r>
-        <w:rPr>
-          <w:rFonts w:ascii="Times New Roman" w:hAnsi="Times New Roman" w:cs="Times New Roman"/>
-          <w:color w:val="000000"/>
-          <w:sz w:val="24"/>
-          <w:szCs w:val="24"/>
-        </w:rPr>
-        <w:t xml:space="preserve"> і </w:t>
-      </w:r>
-      <w:proofErr w:type="spellStart"/>
-      <w:r>
-        <w:rPr>
-          <w:rFonts w:ascii="Times New Roman" w:hAnsi="Times New Roman" w:cs="Times New Roman"/>
-          <w:color w:val="000000"/>
-          <w:sz w:val="24"/>
-          <w:szCs w:val="24"/>
-        </w:rPr>
-        <w:t>людинолюбности</w:t>
-      </w:r>
-      <w:proofErr w:type="spellEnd"/>
-      <w:r>
-        <w:rPr>
-          <w:rFonts w:ascii="Times New Roman" w:hAnsi="Times New Roman" w:cs="Times New Roman"/>
-          <w:color w:val="000000"/>
-          <w:sz w:val="24"/>
-          <w:szCs w:val="24"/>
-        </w:rPr>
-        <w:t>, і Тобі славу віддаємо, Отцю, і Сину, і Святому Духові, нині, і повсякчас, і на віки віків.</w:t>
+          <w:rFonts w:ascii="Times New Roman" w:hAnsi="Times New Roman"/>
+          <w:sz w:val="24"/>
+        </w:rPr>
+        <w:t xml:space="preserve"> Бо Ти – Бог милости, ласк і людинолюбности, і Тобі славу віддаємо, Отцю, і Сину, і Святому Духові, нині, і повсякчас, і на віки віків.</w:t>
       </w:r>
     </w:p>
     <w:p>
@@ -40969,20 +42160,17 @@
       </w:pPr>
       <w:r>
         <w:rPr>
-          <w:rFonts w:ascii="Times New Roman" w:hAnsi="Times New Roman" w:cs="Times New Roman"/>
-          <w:i/>
-          <w:color w:val="FF0000"/>
-          <w:sz w:val="24"/>
-          <w:szCs w:val="24"/>
-        </w:rPr>
-        <w:lastRenderedPageBreak/>
+          <w:rFonts w:ascii="Times New Roman" w:hAnsi="Times New Roman"/>
+          <w:i/>
+          <w:color w:val="FF4400"/>
+          <w:sz w:val="24"/>
+        </w:rPr>
         <w:t>Священик:</w:t>
       </w:r>
       <w:r>
         <w:rPr>
-          <w:rFonts w:ascii="Times New Roman" w:hAnsi="Times New Roman" w:cs="Times New Roman"/>
-          <w:sz w:val="24"/>
-          <w:szCs w:val="24"/>
+          <w:rFonts w:ascii="Times New Roman" w:hAnsi="Times New Roman"/>
+          <w:sz w:val="24"/>
         </w:rPr>
         <w:t xml:space="preserve"> Мир всім.</w:t>
       </w:r>
@@ -41280,30 +42468,19 @@
       </w:pPr>
       <w:r>
         <w:rPr>
-          <w:rFonts w:ascii="Times New Roman" w:hAnsi="Times New Roman" w:cs="Times New Roman"/>
-          <w:i/>
-          <w:color w:val="FF0000"/>
-          <w:sz w:val="24"/>
-          <w:szCs w:val="24"/>
+          <w:rFonts w:ascii="Times New Roman" w:hAnsi="Times New Roman"/>
+          <w:i/>
+          <w:color w:val="FF4400"/>
+          <w:sz w:val="24"/>
         </w:rPr>
         <w:t>Священик:</w:t>
       </w:r>
       <w:r>
         <w:rPr>
-          <w:rFonts w:ascii="Times New Roman" w:hAnsi="Times New Roman" w:cs="Times New Roman"/>
-          <w:color w:val="FF0000"/>
-          <w:sz w:val="24"/>
-          <w:szCs w:val="24"/>
-        </w:rPr>
-        <w:t xml:space="preserve"> </w:t>
-      </w:r>
-      <w:r>
-        <w:rPr>
-          <w:rFonts w:ascii="Times New Roman" w:hAnsi="Times New Roman" w:cs="Times New Roman"/>
-          <w:sz w:val="24"/>
-          <w:szCs w:val="24"/>
-        </w:rPr>
-        <w:t>Благословенний Христос, Бог наш, завжди, нині і повсякчас, і на віки віків.</w:t>
+          <w:rFonts w:ascii="Times New Roman" w:hAnsi="Times New Roman"/>
+          <w:sz w:val="24"/>
+        </w:rPr>
+        <w:t xml:space="preserve"> Благословенний Христос, Бог наш, завжди, нині і повсякчас, і на віки віків.</w:t>
       </w:r>
     </w:p>
     <w:p>
@@ -41356,19 +42533,17 @@
       </w:pPr>
       <w:r>
         <w:rPr>
-          <w:rFonts w:ascii="Times New Roman" w:hAnsi="Times New Roman" w:cs="Times New Roman"/>
-          <w:i/>
-          <w:color w:val="FF0000"/>
-          <w:sz w:val="24"/>
-          <w:szCs w:val="24"/>
+          <w:rFonts w:ascii="Times New Roman" w:hAnsi="Times New Roman"/>
+          <w:i/>
+          <w:color w:val="FF4400"/>
+          <w:sz w:val="24"/>
         </w:rPr>
         <w:t>Священик:</w:t>
       </w:r>
       <w:r>
         <w:rPr>
-          <w:rFonts w:ascii="Times New Roman" w:hAnsi="Times New Roman" w:cs="Times New Roman"/>
-          <w:sz w:val="24"/>
-          <w:szCs w:val="24"/>
+          <w:rFonts w:ascii="Times New Roman" w:hAnsi="Times New Roman"/>
+          <w:sz w:val="24"/>
         </w:rPr>
         <w:t xml:space="preserve"> Пресвята Богородице, спаси нас.</w:t>
       </w:r>
@@ -41414,30 +42589,19 @@
       </w:pPr>
       <w:r>
         <w:rPr>
-          <w:rFonts w:ascii="Times New Roman" w:hAnsi="Times New Roman" w:cs="Times New Roman"/>
-          <w:i/>
-          <w:color w:val="FF0000"/>
-          <w:sz w:val="24"/>
-          <w:szCs w:val="24"/>
+          <w:rFonts w:ascii="Times New Roman" w:hAnsi="Times New Roman"/>
+          <w:i/>
+          <w:color w:val="FF4400"/>
+          <w:sz w:val="24"/>
         </w:rPr>
         <w:t>Священик:</w:t>
       </w:r>
       <w:r>
         <w:rPr>
-          <w:rFonts w:ascii="Times New Roman" w:hAnsi="Times New Roman" w:cs="Times New Roman"/>
-          <w:color w:val="FF0000"/>
-          <w:sz w:val="24"/>
-          <w:szCs w:val="24"/>
-        </w:rPr>
-        <w:t xml:space="preserve"> </w:t>
-      </w:r>
-      <w:r>
-        <w:rPr>
-          <w:rFonts w:ascii="Times New Roman" w:hAnsi="Times New Roman" w:cs="Times New Roman"/>
-          <w:sz w:val="24"/>
-          <w:szCs w:val="24"/>
-        </w:rPr>
-        <w:t>Слава тобі, Христе Боже, надіє наша, слава тобі!</w:t>
+          <w:rFonts w:ascii="Times New Roman" w:hAnsi="Times New Roman"/>
+          <w:sz w:val="24"/>
+        </w:rPr>
+        <w:t xml:space="preserve"> Слава тобі, Христе Боже, надіє наша, слава тобі!</w:t>
       </w:r>
     </w:p>
     <w:p>
@@ -41485,7 +42649,7 @@
           <w:sz w:val="24"/>
           <w:szCs w:val="24"/>
         </w:rPr>
-        <w:t>(3 р.)</w:t>
+        <w:t>(3 р.)</w:t>
       </w:r>
       <w:r>
         <w:rPr>
@@ -41506,68 +42670,37 @@
       </w:r>
     </w:p>
     <w:p>
-      <w:pPr>
-        <w:spacing w:after="120"/>
-        <w:jc w:val="both"/>
-        <w:rPr>
-          <w:rFonts w:ascii="Times New Roman" w:hAnsi="Times New Roman" w:cs="Times New Roman"/>
-          <w:sz w:val="24"/>
-          <w:szCs w:val="24"/>
-        </w:rPr>
-      </w:pPr>
-      <w:r>
-        <w:rPr>
-          <w:rFonts w:ascii="Times New Roman" w:hAnsi="Times New Roman" w:cs="Times New Roman"/>
-          <w:i/>
-          <w:color w:val="FF0000"/>
-          <w:sz w:val="24"/>
-          <w:szCs w:val="24"/>
+      <w:r>
+        <w:rPr>
+          <w:rFonts w:ascii="Times New Roman" w:hAnsi="Times New Roman"/>
+          <w:i/>
+          <w:color w:val="FF4400"/>
+          <w:sz w:val="24"/>
         </w:rPr>
         <w:t>Священик:</w:t>
       </w:r>
       <w:r>
         <w:rPr>
-          <w:rFonts w:ascii="Times New Roman" w:hAnsi="Times New Roman" w:cs="Times New Roman"/>
-          <w:sz w:val="24"/>
-          <w:szCs w:val="24"/>
-        </w:rPr>
-        <w:t xml:space="preserve"> Христос, що воскрес із мертвих, істинний Бог наш, молитвами пречистої своєї Матері, святих, славних і всехвальних апостолів, і святого </w:t>
-      </w:r>
-      <w:r>
-        <w:rPr>
-          <w:rFonts w:ascii="Times New Roman" w:hAnsi="Times New Roman" w:cs="Times New Roman"/>
-          <w:i/>
-          <w:color w:val="FF0000"/>
-          <w:sz w:val="24"/>
-          <w:szCs w:val="24"/>
-        </w:rPr>
-        <w:t>(ім'я, якого є храм)</w:t>
-      </w:r>
-      <w:r>
-        <w:rPr>
-          <w:rFonts w:ascii="Times New Roman" w:hAnsi="Times New Roman" w:cs="Times New Roman"/>
-          <w:sz w:val="24"/>
-          <w:szCs w:val="24"/>
-        </w:rPr>
-        <w:t xml:space="preserve">, і святого апостола Вартоломея, перенесення мощей якого </w:t>
-      </w:r>
-      <w:proofErr w:type="spellStart"/>
-      <w:r>
-        <w:rPr>
-          <w:rFonts w:ascii="Times New Roman" w:hAnsi="Times New Roman" w:cs="Times New Roman"/>
-          <w:sz w:val="24"/>
-          <w:szCs w:val="24"/>
-        </w:rPr>
-        <w:t>памʼять</w:t>
-      </w:r>
-      <w:proofErr w:type="spellEnd"/>
-      <w:r>
-        <w:rPr>
-          <w:rFonts w:ascii="Times New Roman" w:hAnsi="Times New Roman" w:cs="Times New Roman"/>
-          <w:sz w:val="24"/>
-          <w:szCs w:val="24"/>
-        </w:rPr>
-        <w:t xml:space="preserve"> святкуємо, і святого апостола Тита, і всіх святих, помилує і спасе нас, як благий і людинолюбний.</w:t>
+          <w:rFonts w:ascii="Times New Roman" w:hAnsi="Times New Roman"/>
+          <w:sz w:val="24"/>
+        </w:rPr>
+        <w:t xml:space="preserve"> Христос, що воскрес із мертвих, істинний Бог наш - молитвами пречистої Своєї Матері, святих славних і всехвальних апостолів, святого, </w:t>
+      </w:r>
+      <w:r>
+        <w:rPr>
+          <w:rFonts w:ascii="Times New Roman" w:hAnsi="Times New Roman"/>
+          <w:i/>
+          <w:color w:val="FF4400"/>
+          <w:sz w:val="24"/>
+        </w:rPr>
+        <w:t>якого є храм</w:t>
+      </w:r>
+      <w:r>
+        <w:rPr>
+          <w:rFonts w:ascii="Times New Roman" w:hAnsi="Times New Roman"/>
+          <w:sz w:val="24"/>
+        </w:rPr>
+        <w:t>, повернення мощів святого апостола Вартоломея, святого апостола Тита і всіх святих - помилує і спасе нас як благий і людинолюбний.</w:t>
       </w:r>
     </w:p>
     <w:p>
